--- a/Subscription Billing/Sales Service Commitments/Report Extensions/Layouts/SalesOrderConfForSubscriptionBilling.docx
+++ b/Subscription Billing/Sales Service Commitments/Report Extensions/Layouts/SalesOrderConfForSubscriptionBilling.docx
@@ -1,6 +1,6 @@
 
 <file path=word/document.xml><?xml version="1.0" encoding="utf-8"?>
-<w:document xmlns:wpc="http://schemas.microsoft.com/office/word/2010/wordprocessingCanvas" xmlns:cx="http://schemas.microsoft.com/office/drawing/2014/chartex" xmlns:cx1="http://schemas.microsoft.com/office/drawing/2015/9/8/chartex" xmlns:cx2="http://schemas.microsoft.com/office/drawing/2015/10/21/chartex" xmlns:cx3="http://schemas.microsoft.com/office/drawing/2016/5/9/chartex" xmlns:cx4="http://schemas.microsoft.com/office/drawing/2016/5/10/chartex" xmlns:cx5="http://schemas.microsoft.com/office/drawing/2016/5/11/chartex" xmlns:cx6="http://schemas.microsoft.com/office/drawing/2016/5/12/chartex" xmlns:cx7="http://schemas.microsoft.com/office/drawing/2016/5/13/chartex" xmlns:cx8="http://schemas.microsoft.com/office/drawing/2016/5/14/chartex" xmlns:mc="http://schemas.openxmlformats.org/markup-compatibility/2006" xmlns:aink="http://schemas.microsoft.com/office/drawing/2016/ink" xmlns:am3d="http://schemas.microsoft.com/office/drawing/2017/model3d" xmlns:o="urn:schemas-microsoft-com:office:office" xmlns:oel="http://schemas.microsoft.com/office/2019/extlst" xmlns:r="http://schemas.openxmlformats.org/officeDocument/2006/relationships" xmlns:m="http://schemas.openxmlformats.org/officeDocument/2006/math" xmlns:v="urn:schemas-microsoft-com:vml" xmlns:wp14="http://schemas.microsoft.com/office/word/2010/wordprocessingDrawing" xmlns:wp="http://schemas.openxmlformats.org/drawingml/2006/wordprocessingDrawing" xmlns:w10="urn:schemas-microsoft-com:office:word" xmlns:w="http://schemas.openxmlformats.org/wordprocessingml/2006/main" xmlns:w14="http://schemas.microsoft.com/office/word/2010/wordml" xmlns:w15="http://schemas.microsoft.com/office/word/2012/wordml" xmlns:w16cex="http://schemas.microsoft.com/office/word/2018/wordml/cex" xmlns:w16cid="http://schemas.microsoft.com/office/word/2016/wordml/cid" xmlns:w16="http://schemas.microsoft.com/office/word/2018/wordml" xmlns:w16du="http://schemas.microsoft.com/office/word/2023/wordml/word16du" xmlns:w16sdtdh="http://schemas.microsoft.com/office/word/2020/wordml/sdtdatahash" xmlns:w16sdtfl="http://schemas.microsoft.com/office/word/2024/wordml/sdtformatlock" xmlns:w16se="http://schemas.microsoft.com/office/word/2015/wordml/symex" xmlns:wpg="http://schemas.microsoft.com/office/word/2010/wordprocessingGroup" xmlns:wpi="http://schemas.microsoft.com/office/word/2010/wordprocessingInk" xmlns:wne="http://schemas.microsoft.com/office/word/2006/wordml" xmlns:wps="http://schemas.microsoft.com/office/word/2010/wordprocessingShape" mc:Ignorable="w14 w15 w16se w16cid w16 w16cex w16sdtdh w16sdtfl w16du wp14">
+<w:document xmlns:wpc="http://schemas.microsoft.com/office/word/2010/wordprocessingCanvas" xmlns:cx="http://schemas.microsoft.com/office/drawing/2014/chartex" xmlns:cx1="http://schemas.microsoft.com/office/drawing/2015/9/8/chartex" xmlns:cx2="http://schemas.microsoft.com/office/drawing/2015/10/21/chartex" xmlns:cx3="http://schemas.microsoft.com/office/drawing/2016/5/9/chartex" xmlns:cx4="http://schemas.microsoft.com/office/drawing/2016/5/10/chartex" xmlns:cx5="http://schemas.microsoft.com/office/drawing/2016/5/11/chartex" xmlns:cx6="http://schemas.microsoft.com/office/drawing/2016/5/12/chartex" xmlns:cx7="http://schemas.microsoft.com/office/drawing/2016/5/13/chartex" xmlns:cx8="http://schemas.microsoft.com/office/drawing/2016/5/14/chartex" xmlns:mc="http://schemas.openxmlformats.org/markup-compatibility/2006" xmlns:aink="http://schemas.microsoft.com/office/drawing/2016/ink" xmlns:am3d="http://schemas.microsoft.com/office/drawing/2017/model3d" xmlns:o="urn:schemas-microsoft-com:office:office" xmlns:oel="http://schemas.microsoft.com/office/2019/extlst" xmlns:r="http://schemas.openxmlformats.org/officeDocument/2006/relationships" xmlns:m="http://schemas.openxmlformats.org/officeDocument/2006/math" xmlns:v="urn:schemas-microsoft-com:vml" xmlns:wp14="http://schemas.microsoft.com/office/word/2010/wordprocessingDrawing" xmlns:wp="http://schemas.openxmlformats.org/drawingml/2006/wordprocessingDrawing" xmlns:w10="urn:schemas-microsoft-com:office:word" xmlns:w="http://schemas.openxmlformats.org/wordprocessingml/2006/main" xmlns:w14="http://schemas.microsoft.com/office/word/2010/wordml" xmlns:w15="http://schemas.microsoft.com/office/word/2012/wordml" xmlns:w16cex="http://schemas.microsoft.com/office/word/2018/wordml/cex" xmlns:w16cid="http://schemas.microsoft.com/office/word/2016/wordml/cid" xmlns:w16="http://schemas.microsoft.com/office/word/2018/wordml" xmlns:w16du="http://schemas.microsoft.com/office/word/2023/wordml/word16du" xmlns:w16sdtdh="http://schemas.microsoft.com/office/word/2020/wordml/sdtdatahash" xmlns:w16se="http://schemas.microsoft.com/office/word/2015/wordml/symex" xmlns:wpg="http://schemas.microsoft.com/office/word/2010/wordprocessingGroup" xmlns:wpi="http://schemas.microsoft.com/office/word/2010/wordprocessingInk" xmlns:wne="http://schemas.microsoft.com/office/word/2006/wordml" xmlns:wps="http://schemas.microsoft.com/office/word/2010/wordprocessingShape" mc:Ignorable="w14 w15 w16se w16cid w16 w16cex w16sdtdh w16du wp14">
   <w:body>
     <w:tbl>
       <w:tblPr>
@@ -1385,9 +1385,6 @@
                     </w:sdtPr>
                     <w:sdtContent>
                       <w:p>
-                        <w:pPr>
-                          <w:pStyle w:val="RightAlligned"/>
-                        </w:pPr>
                         <w:proofErr w:type="spellStart"/>
                         <w:r>
                           <w:t>Quantity_Line</w:t>
@@ -1440,9 +1437,6 @@
                     </w:sdtPr>
                     <w:sdtContent>
                       <w:p>
-                        <w:pPr>
-                          <w:pStyle w:val="RightAlligned"/>
-                        </w:pPr>
                         <w:proofErr w:type="spellStart"/>
                         <w:r>
                           <w:t>UnitPrice</w:t>
@@ -1469,9 +1463,6 @@
                     </w:sdtPr>
                     <w:sdtContent>
                       <w:p>
-                        <w:pPr>
-                          <w:pStyle w:val="RightAlligned"/>
-                        </w:pPr>
                         <w:proofErr w:type="spellStart"/>
                         <w:r>
                           <w:t>LineDiscountPercentText_Line</w:t>
@@ -1498,9 +1489,6 @@
                     </w:sdtPr>
                     <w:sdtContent>
                       <w:p>
-                        <w:pPr>
-                          <w:pStyle w:val="RightAlligned"/>
-                        </w:pPr>
                         <w:proofErr w:type="spellStart"/>
                         <w:r>
                           <w:t>VATPct_Line</w:t>
@@ -1530,9 +1518,6 @@
                     </w:sdtPr>
                     <w:sdtContent>
                       <w:p>
-                        <w:pPr>
-                          <w:pStyle w:val="RightAlligned"/>
-                        </w:pPr>
                         <w:proofErr w:type="spellStart"/>
                         <w:r>
                           <w:t>LineAmount_Line</w:t>
@@ -1583,7 +1568,6 @@
                           </w:tcPr>
                           <w:p>
                             <w:pPr>
-                              <w:pStyle w:val="NoSpacing"/>
                               <w:rPr>
                                 <w:i/>
                                 <w:iCs/>
@@ -1617,7 +1601,6 @@
                             <w:sdtContent>
                               <w:p>
                                 <w:pPr>
-                                  <w:pStyle w:val="NoSpacing"/>
                                   <w:rPr>
                                     <w:i/>
                                     <w:iCs/>
@@ -1646,7 +1629,6 @@
                           </w:tcPr>
                           <w:p>
                             <w:pPr>
-                              <w:pStyle w:val="NoSpacing"/>
                               <w:rPr>
                                 <w:i/>
                                 <w:iCs/>
@@ -1662,7 +1644,6 @@
                           </w:tcPr>
                           <w:p>
                             <w:pPr>
-                              <w:pStyle w:val="NoSpacing"/>
                               <w:rPr>
                                 <w:i/>
                                 <w:iCs/>
@@ -1696,8 +1677,6 @@
                             <w:sdtContent>
                               <w:p>
                                 <w:pPr>
-                                  <w:pStyle w:val="NoSpacing"/>
-                                  <w:jc w:val="right"/>
                                   <w:rPr>
                                     <w:i/>
                                     <w:iCs/>
@@ -1744,8 +1723,6 @@
                             <w:sdtContent>
                               <w:p>
                                 <w:pPr>
-                                  <w:pStyle w:val="NoSpacing"/>
-                                  <w:jc w:val="right"/>
                                   <w:rPr>
                                     <w:i/>
                                     <w:iCs/>
@@ -1774,7 +1751,6 @@
                           </w:tcPr>
                           <w:p>
                             <w:pPr>
-                              <w:pStyle w:val="NoSpacing"/>
                               <w:rPr>
                                 <w:i/>
                                 <w:iCs/>
@@ -1793,7 +1769,6 @@
                           </w:tcPr>
                           <w:p>
                             <w:pPr>
-                              <w:pStyle w:val="NoSpacing"/>
                               <w:rPr>
                                 <w:i/>
                                 <w:iCs/>
@@ -1844,7 +1819,6 @@
                                   </w:tcPr>
                                   <w:p>
                                     <w:pPr>
-                                      <w:pStyle w:val="NoSpacing"/>
                                       <w:rPr>
                                         <w:i/>
                                         <w:iCs/>
@@ -1878,7 +1852,6 @@
                                     <w:sdtContent>
                                       <w:p>
                                         <w:pPr>
-                                          <w:pStyle w:val="NoSpacing"/>
                                           <w:rPr>
                                             <w:i/>
                                             <w:iCs/>
@@ -1907,7 +1880,6 @@
                                   </w:tcPr>
                                   <w:p>
                                     <w:pPr>
-                                      <w:pStyle w:val="NoSpacing"/>
                                       <w:rPr>
                                         <w:i/>
                                         <w:iCs/>
@@ -1923,7 +1895,6 @@
                                   </w:tcPr>
                                   <w:p>
                                     <w:pPr>
-                                      <w:pStyle w:val="NoSpacing"/>
                                       <w:rPr>
                                         <w:i/>
                                         <w:iCs/>
@@ -1957,8 +1928,6 @@
                                     <w:sdtContent>
                                       <w:p>
                                         <w:pPr>
-                                          <w:pStyle w:val="NoSpacing"/>
-                                          <w:jc w:val="right"/>
                                           <w:rPr>
                                             <w:i/>
                                             <w:iCs/>
@@ -2005,8 +1974,6 @@
                                     <w:sdtContent>
                                       <w:p>
                                         <w:pPr>
-                                          <w:pStyle w:val="NoSpacing"/>
-                                          <w:jc w:val="right"/>
                                           <w:rPr>
                                             <w:i/>
                                             <w:iCs/>
@@ -2035,7 +2002,6 @@
                                   </w:tcPr>
                                   <w:p>
                                     <w:pPr>
-                                      <w:pStyle w:val="NoSpacing"/>
                                       <w:rPr>
                                         <w:i/>
                                         <w:iCs/>
@@ -2054,7 +2020,6 @@
                                   </w:tcPr>
                                   <w:p>
                                     <w:pPr>
-                                      <w:pStyle w:val="NoSpacing"/>
                                       <w:rPr>
                                         <w:i/>
                                         <w:iCs/>
@@ -2191,7 +2156,6 @@
                       <w:p>
                         <w:pPr>
                           <w:pStyle w:val="NoSpacing"/>
-                          <w:jc w:val="right"/>
                         </w:pPr>
                         <w:proofErr w:type="spellStart"/>
                         <w:r>
@@ -2440,10 +2404,464 @@
             <w:shd w:val="clear" w:color="auto" w:fill="auto"/>
             <w:hideMark/>
           </w:tcPr>
+          <w:tbl>
+            <w:tblPr>
+              <w:tblStyle w:val="TableGrid1"/>
+              <w:tblW w:w="10490" w:type="dxa"/>
+              <w:tblBorders>
+                <w:top w:val="none" w:color="auto" w:sz="0" w:space="0"/>
+                <w:left w:val="none" w:color="auto" w:sz="0" w:space="0"/>
+                <w:bottom w:val="none" w:color="auto" w:sz="0" w:space="0"/>
+                <w:right w:val="none" w:color="auto" w:sz="0" w:space="0"/>
+                <w:insideH w:val="none" w:color="auto" w:sz="0" w:space="0"/>
+                <w:insideV w:val="none" w:color="auto" w:sz="0" w:space="0"/>
+              </w:tblBorders>
+              <w:tblLook w:val="04A0" w:firstRow="1" w:lastRow="0" w:firstColumn="1" w:lastColumn="0" w:noHBand="0" w:noVBand="1"/>
+            </w:tblPr>
+            <w:tblGrid>
+              <w:gridCol w:w="3126"/>
+              <w:gridCol w:w="4235"/>
+              <w:gridCol w:w="3129"/>
+            </w:tblGrid>
+            <w:sdt>
+              <w:sdtPr>
+                <w:rPr>
+                  <w:rFonts w:asciiTheme="minorHAnsi" w:hAnsiTheme="minorHAnsi" w:eastAsiaTheme="minorHAnsi" w:cstheme="minorBidi"/>
+                  <w:iCs w:val="0"/>
+                  <w:sz w:val="22"/>
+                  <w:szCs w:val="16"/>
+                </w:rPr>
+                <w:alias w:val="#Nav: /Header/ServiceCommitmentForLineCaption"/>
+                <w:tag w:val="#Nav: Standard_Sales_Order_Conf/1305"/>
+                <w:id w:val="950049920"/>
+                <w15:dataBinding w:prefixMappings="xmlns:ns0='urn:microsoft-dynamics-nav/reports/Standard_Sales_Order_Conf/1305/'" w:xpath="/ns0:NavWordReportXmlPart[1]/ns0:Header[1]/ns0:ServiceCommitmentForLineCaption" w:storeItemID="{B46AED74-A066-4605-A66F-AC08556F8CC4}"/>
+                <w15:repeatingSection/>
+              </w:sdtPr>
+              <w:sdtContent>
+                <w:sdt>
+                  <w:sdtPr>
+                    <w:rPr>
+                      <w:rFonts w:asciiTheme="minorHAnsi" w:hAnsiTheme="minorHAnsi" w:eastAsiaTheme="minorHAnsi" w:cstheme="minorBidi"/>
+                      <w:iCs w:val="0"/>
+                      <w:sz w:val="22"/>
+                      <w:szCs w:val="16"/>
+                    </w:rPr>
+                    <w:id w:val="1753998404"/>
+                    <w:placeholder>
+                      <w:docPart w:val="DefaultPlaceholder_-1854013435"/>
+                    </w:placeholder>
+                    <w15:repeatingSectionItem/>
+                  </w:sdtPr>
+                  <w:sdtContent>
+                    <w:tr>
+                      <w:trPr>
+                        <w:cantSplit/>
+                        <w:trHeight w:val="567"/>
+                      </w:trPr>
+                      <w:tc>
+                        <w:tcPr>
+                          <w:tcW w:w="4990" w:type="dxa"/>
+                          <w:shd w:val="clear" w:color="auto" w:fill="auto"/>
+                          <w:tcMar>
+                            <w:left w:w="57" w:type="dxa"/>
+                            <w:right w:w="57" w:type="dxa"/>
+                          </w:tcMar>
+                          <w:vAlign w:val="bottom"/>
+                        </w:tcPr>
+                        <w:p>
+                          <w:pPr>
+                            <w:pStyle w:val="RightAlligned"/>
+                            <w:rPr>
+                              <w:szCs w:val="16"/>
+                            </w:rPr>
+                          </w:pPr>
+                        </w:p>
+                      </w:tc>
+                      <w:tc>
+                        <w:tcPr>
+                          <w:tcW w:w="3402" w:type="dxa"/>
+                          <w:tcBorders>
+                            <w:bottom w:val="single" w:color="auto" w:sz="4" w:space="0"/>
+                          </w:tcBorders>
+                          <w:shd w:val="clear" w:color="auto" w:fill="auto"/>
+                          <w:tcMar>
+                            <w:left w:w="57" w:type="dxa"/>
+                            <w:right w:w="57" w:type="dxa"/>
+                          </w:tcMar>
+                          <w:vAlign w:val="bottom"/>
+                        </w:tcPr>
+                        <w:sdt>
+                          <w:sdtPr>
+                            <w:rPr>
+                              <w:rFonts w:ascii="Segoe UI" w:hAnsi="Segoe UI" w:cs="Segoe UI"/>
+                              <w:b/>
+                              <w:bCs/>
+                              <w:sz w:val="16"/>
+                              <w:szCs w:val="16"/>
+                            </w:rPr>
+                            <w:id w:val="166686291"/>
+                            <w:placeholder>
+                              <w:docPart w:val="DefaultPlaceholder_-1854013440"/>
+                            </w:placeholder>
+                            <w:dataBinding w:prefixMappings="xmlns:ns0='urn:microsoft-dynamics-nav/reports/Standard_Sales_Order_Conf/1305/'" w:xpath="/ns0:NavWordReportXmlPart[1]/ns0:Header[1]/ns0:ServiceCommitmentForLineCaption[1]/ns0:ServiceCommitmentForLineTotalText_Lbl[1]" w:storeItemID="{B46AED74-A066-4605-A66F-AC08556F8CC4}"/>
+                            <w:text/>
+                            <w:alias w:val="#Nav: /Header/ServiceCommitmentForLineCaption/ServiceCommitmentForLineTotalText_Lbl"/>
+                            <w:tag w:val="#Nav: Standard_Sales_Order_Conf/1305"/>
+                          </w:sdtPr>
+                          <w:sdtContent>
+                            <w:p>
+                              <w:pPr>
+                                <w:rPr>
+                                  <w:rFonts w:ascii="Segoe UI" w:hAnsi="Segoe UI" w:cs="Segoe UI"/>
+                                  <w:sz w:val="16"/>
+                                  <w:szCs w:val="16"/>
+                                </w:rPr>
+                              </w:pPr>
+                              <w:proofErr w:type="spellStart"/>
+                              <w:r>
+                                <w:rPr>
+                                  <w:rFonts w:ascii="Segoe UI" w:hAnsi="Segoe UI" w:cs="Segoe UI"/>
+                                  <w:b/>
+                                  <w:bCs/>
+                                  <w:sz w:val="16"/>
+                                  <w:szCs w:val="16"/>
+                                </w:rPr>
+                                <w:t>ServiceCommitmentForLineTotalText_Lbl</w:t>
+                              </w:r>
+                              <w:proofErr w:type="spellEnd"/>
+                            </w:p>
+                          </w:sdtContent>
+                        </w:sdt>
+                      </w:tc>
+                      <w:tc>
+                        <w:tcPr>
+                          <w:tcW w:w="2098" w:type="dxa"/>
+                          <w:tcBorders>
+                            <w:bottom w:val="single" w:color="auto" w:sz="4" w:space="0"/>
+                          </w:tcBorders>
+                          <w:shd w:val="clear" w:color="auto" w:fill="auto"/>
+                          <w:tcMar>
+                            <w:left w:w="57" w:type="dxa"/>
+                            <w:right w:w="57" w:type="dxa"/>
+                          </w:tcMar>
+                          <w:vAlign w:val="bottom"/>
+                        </w:tcPr>
+                        <w:p>
+                          <w:pPr>
+                            <w:rPr>
+                              <w:rFonts w:ascii="Segoe UI" w:hAnsi="Segoe UI" w:cs="Segoe UI"/>
+                              <w:sz w:val="16"/>
+                              <w:szCs w:val="16"/>
+                            </w:rPr>
+                          </w:pPr>
+                        </w:p>
+                      </w:tc>
+                    </w:tr>
+                  </w:sdtContent>
+                </w:sdt>
+              </w:sdtContent>
+            </w:sdt>
+            <w:sdt>
+              <w:sdtPr>
+                <w:rPr>
+                  <w:b/>
+                  <w:bCs/>
+                  <w:szCs w:val="16"/>
+                </w:rPr>
+                <w:alias w:val="#Nav: /Header/ServiceCommitmentsGroup"/>
+                <w:tag w:val="#Nav: Standard_Sales_Order_Conf/1305"/>
+                <w:id w:val="1783921586"/>
+                <w15:dataBinding w:prefixMappings="xmlns:ns0='urn:microsoft-dynamics-nav/reports/Standard_Sales_Order_Conf/1305/'" w:xpath="/ns0:NavWordReportXmlPart[1]/ns0:Header[1]/ns0:ServiceCommitmentsGroup" w:storeItemID="{B46AED74-A066-4605-A66F-AC08556F8CC4}"/>
+                <w15:repeatingSection/>
+              </w:sdtPr>
+              <w:sdtEndPr>
+                <w:rPr>
+                  <w:b w:val="0"/>
+                  <w:bCs w:val="0"/>
+                  <w:szCs w:val="14"/>
+                </w:rPr>
+              </w:sdtEndPr>
+              <w:sdtContent>
+                <w:sdt>
+                  <w:sdtPr>
+                    <w:rPr>
+                      <w:b/>
+                      <w:bCs/>
+                      <w:szCs w:val="16"/>
+                    </w:rPr>
+                    <w:id w:val="-1984463324"/>
+                    <w:placeholder>
+                      <w:docPart w:val="DefaultPlaceholder_-1854013435"/>
+                    </w:placeholder>
+                    <w15:repeatingSectionItem/>
+                  </w:sdtPr>
+                  <w:sdtEndPr>
+                    <w:rPr>
+                      <w:b w:val="0"/>
+                      <w:bCs w:val="0"/>
+                      <w:szCs w:val="14"/>
+                    </w:rPr>
+                  </w:sdtEndPr>
+                  <w:sdtContent>
+                    <w:tr>
+                      <w:trPr>
+                        <w:cantSplit/>
+                      </w:trPr>
+                      <w:tc>
+                        <w:tcPr>
+                          <w:tcW w:w="4990" w:type="dxa"/>
+                          <w:shd w:val="clear" w:color="auto" w:fill="auto"/>
+                          <w:tcMar>
+                            <w:left w:w="57" w:type="dxa"/>
+                            <w:right w:w="57" w:type="dxa"/>
+                          </w:tcMar>
+                        </w:tcPr>
+                        <w:p>
+                          <w:pPr>
+                            <w:pStyle w:val="RightAlligned"/>
+                            <w:rPr>
+                              <w:b/>
+                              <w:bCs/>
+                              <w:szCs w:val="16"/>
+                            </w:rPr>
+                          </w:pPr>
+                        </w:p>
+                      </w:tc>
+                      <w:tc>
+                        <w:tcPr>
+                          <w:tcW w:w="3402" w:type="dxa"/>
+                          <w:tcBorders>
+                            <w:top w:val="single" w:color="auto" w:sz="4" w:space="0"/>
+                          </w:tcBorders>
+                          <w:shd w:val="clear" w:color="auto" w:fill="auto"/>
+                          <w:tcMar>
+                            <w:left w:w="57" w:type="dxa"/>
+                            <w:right w:w="57" w:type="dxa"/>
+                          </w:tcMar>
+                        </w:tcPr>
+                        <w:sdt>
+                          <w:sdtPr>
+                            <w:rPr>
+                              <w:b/>
+                              <w:bCs/>
+                              <w:sz w:val="16"/>
+                              <w:szCs w:val="16"/>
+                            </w:rPr>
+                            <w:id w:val="-2086985921"/>
+                            <w:placeholder>
+                              <w:docPart w:val="DefaultPlaceholder_-1854013440"/>
+                            </w:placeholder>
+                            <w:dataBinding w:prefixMappings="xmlns:ns0='urn:microsoft-dynamics-nav/reports/Standard_Sales_Order_Conf/1305/'" w:xpath="/ns0:NavWordReportXmlPart[1]/ns0:Header[1]/ns0:ServiceCommitmentsGroup[1]/ns0:ServiceCommitmentsGroupPerPeriod[1]/ns0:ServiceCommitmentsGroupPerPeriodType[1]" w:storeItemID="{B46AED74-A066-4605-A66F-AC08556F8CC4}"/>
+                            <w:text/>
+                            <w:alias w:val="#Nav: /Header/ServiceCommitmentsGroup/ServiceCommitmentsGroupPerPeriod/ServiceCommitmentsGroupPerPeriodType"/>
+                            <w:tag w:val="#Nav: Standard_Sales_Order_Conf/1305"/>
+                          </w:sdtPr>
+                          <w:sdtContent>
+                            <w:p>
+                              <w:pPr>
+                                <w:rPr>
+                                  <w:rFonts w:ascii="Segoe UI" w:hAnsi="Segoe UI" w:cs="Segoe UI"/>
+                                  <w:sz w:val="16"/>
+                                  <w:szCs w:val="16"/>
+                                </w:rPr>
+                              </w:pPr>
+                              <w:proofErr w:type="spellStart"/>
+                              <w:r>
+                                <w:rPr>
+                                  <w:b/>
+                                  <w:bCs/>
+                                  <w:sz w:val="16"/>
+                                  <w:szCs w:val="16"/>
+                                </w:rPr>
+                                <w:t>ServiceCommitmentsGroupPerPeriodType</w:t>
+                              </w:r>
+                              <w:proofErr w:type="spellEnd"/>
+                            </w:p>
+                          </w:sdtContent>
+                        </w:sdt>
+                      </w:tc>
+                      <w:tc>
+                        <w:tcPr>
+                          <w:tcW w:w="2098" w:type="dxa"/>
+                          <w:tcBorders>
+                            <w:top w:val="single" w:color="auto" w:sz="4" w:space="0"/>
+                          </w:tcBorders>
+                          <w:shd w:val="clear" w:color="auto" w:fill="auto"/>
+                          <w:tcMar>
+                            <w:left w:w="57" w:type="dxa"/>
+                            <w:right w:w="57" w:type="dxa"/>
+                          </w:tcMar>
+                        </w:tcPr>
+                        <w:p>
+                          <w:pPr>
+                            <w:rPr>
+                              <w:rFonts w:ascii="Segoe UI" w:hAnsi="Segoe UI" w:cs="Segoe UI"/>
+                              <w:sz w:val="16"/>
+                              <w:szCs w:val="16"/>
+                            </w:rPr>
+                          </w:pPr>
+                        </w:p>
+                      </w:tc>
+                    </w:tr>
+                    <w:sdt>
+                      <w:sdtPr>
+                        <w:rPr>
+                          <w:rFonts w:ascii="Segoe UI" w:hAnsi="Segoe UI" w:cs="Segoe UI"/>
+                          <w:iCs/>
+                          <w:sz w:val="16"/>
+                          <w:szCs w:val="16"/>
+                        </w:rPr>
+                        <w:alias w:val="#Nav: /Header/ServiceCommitmentsGroup/ServiceCommitmentsGroupPerPeriod"/>
+                        <w:tag w:val="#Nav: Standard_Sales_Order_Conf/1305"/>
+                        <w:id w:val="-605809534"/>
+                        <w15:dataBinding w:prefixMappings="xmlns:ns0='urn:microsoft-dynamics-nav/reports/Standard_Sales_Order_Conf/1305/'" w:xpath="/ns0:NavWordReportXmlPart[1]/ns0:Header[1]/ns0:ServiceCommitmentsGroup[1]/ns0:ServiceCommitmentsGroupPerPeriod" w:storeItemID="{B46AED74-A066-4605-A66F-AC08556F8CC4}"/>
+                        <w15:repeatingSection/>
+                      </w:sdtPr>
+                      <w:sdtEndPr>
+                        <w:rPr>
+                          <w:szCs w:val="14"/>
+                        </w:rPr>
+                      </w:sdtEndPr>
+                      <w:sdtContent>
+                        <w:sdt>
+                          <w:sdtPr>
+                            <w:rPr>
+                              <w:rFonts w:ascii="Segoe UI" w:hAnsi="Segoe UI" w:cs="Segoe UI"/>
+                              <w:iCs/>
+                              <w:sz w:val="16"/>
+                              <w:szCs w:val="16"/>
+                            </w:rPr>
+                            <w:id w:val="-475765754"/>
+                            <w:placeholder>
+                              <w:docPart w:val="DefaultPlaceholder_-1854013435"/>
+                            </w:placeholder>
+                            <w15:repeatingSectionItem/>
+                          </w:sdtPr>
+                          <w:sdtEndPr>
+                            <w:rPr>
+                              <w:szCs w:val="14"/>
+                            </w:rPr>
+                          </w:sdtEndPr>
+                          <w:sdtContent>
+                            <w:tr>
+                              <w:trPr>
+                                <w:cantSplit/>
+                              </w:trPr>
+                              <w:tc>
+                                <w:tcPr>
+                                  <w:tcW w:w="4990" w:type="dxa"/>
+                                  <w:shd w:val="clear" w:color="auto" w:fill="auto"/>
+                                  <w:tcMar>
+                                    <w:left w:w="57" w:type="dxa"/>
+                                    <w:right w:w="57" w:type="dxa"/>
+                                  </w:tcMar>
+                                </w:tcPr>
+                                <w:p>
+                                  <w:pPr>
+                                    <w:rPr>
+                                      <w:rFonts w:ascii="Segoe UI" w:hAnsi="Segoe UI" w:cs="Segoe UI"/>
+                                      <w:sz w:val="16"/>
+                                      <w:szCs w:val="16"/>
+                                    </w:rPr>
+                                  </w:pPr>
+                                </w:p>
+                              </w:tc>
+                              <w:tc>
+                                <w:tcPr>
+                                  <w:tcW w:w="3402" w:type="dxa"/>
+                                  <w:shd w:val="clear" w:color="auto" w:fill="auto"/>
+                                  <w:tcMar>
+                                    <w:left w:w="1134" w:type="dxa"/>
+                                    <w:right w:w="57" w:type="dxa"/>
+                                  </w:tcMar>
+                                </w:tcPr>
+                                <w:sdt>
+                                  <w:sdtPr>
+                                    <w:rPr>
+                                      <w:rFonts w:ascii="Segoe UI" w:hAnsi="Segoe UI" w:cs="Segoe UI"/>
+                                      <w:sz w:val="16"/>
+                                      <w:szCs w:val="16"/>
+                                    </w:rPr>
+                                    <w:id w:val="-1294519236"/>
+                                    <w:placeholder>
+                                      <w:docPart w:val="DefaultPlaceholder_-1854013440"/>
+                                    </w:placeholder>
+                                    <w:dataBinding w:prefixMappings="xmlns:ns0='urn:microsoft-dynamics-nav/reports/Standard_Sales_Order_Conf/1305/'" w:xpath="/ns0:NavWordReportXmlPart[1]/ns0:Header[1]/ns0:ServiceCommitmentsGroup[1]/ns0:ServiceCommitmentsGroupPerPeriod[1]/ns0:ServiceCommitmentsGroupPerPeriodName[1]" w:storeItemID="{B46AED74-A066-4605-A66F-AC08556F8CC4}"/>
+                                    <w:text/>
+                                    <w:alias w:val="#Nav: /Header/ServiceCommitmentsGroup/ServiceCommitmentsGroupPerPeriod/ServiceCommitmentsGroupPerPeriodName"/>
+                                    <w:tag w:val="#Nav: Standard_Sales_Order_Conf/1305"/>
+                                  </w:sdtPr>
+                                  <w:sdtContent>
+                                    <w:p>
+                                      <w:pPr>
+                                        <w:rPr>
+                                          <w:rFonts w:ascii="Segoe UI" w:hAnsi="Segoe UI" w:cs="Segoe UI"/>
+                                          <w:sz w:val="16"/>
+                                          <w:szCs w:val="16"/>
+                                        </w:rPr>
+                                      </w:pPr>
+                                      <w:proofErr w:type="spellStart"/>
+                                      <w:r>
+                                        <w:rPr>
+                                          <w:rFonts w:ascii="Segoe UI" w:hAnsi="Segoe UI" w:cs="Segoe UI"/>
+                                          <w:sz w:val="16"/>
+                                          <w:szCs w:val="16"/>
+                                        </w:rPr>
+                                        <w:t>ServiceCommitmentsGroupPerPeriodName</w:t>
+                                      </w:r>
+                                      <w:proofErr w:type="spellEnd"/>
+                                    </w:p>
+                                  </w:sdtContent>
+                                </w:sdt>
+                              </w:tc>
+                              <w:tc>
+                                <w:tcPr>
+                                  <w:tcW w:w="2098" w:type="dxa"/>
+                                  <w:shd w:val="clear" w:color="auto" w:fill="auto"/>
+                                  <w:tcMar>
+                                    <w:left w:w="57" w:type="dxa"/>
+                                    <w:right w:w="57" w:type="dxa"/>
+                                  </w:tcMar>
+                                </w:tcPr>
+                                <w:sdt>
+                                  <w:sdtPr>
+                                    <w:id w:val="1921822034"/>
+                                    <w:placeholder>
+                                      <w:docPart w:val="DefaultPlaceholder_-1854013440"/>
+                                    </w:placeholder>
+                                    <w:dataBinding w:prefixMappings="xmlns:ns0='urn:microsoft-dynamics-nav/reports/Standard_Sales_Order_Conf/1305/'" w:xpath="/ns0:NavWordReportXmlPart[1]/ns0:Header[1]/ns0:ServiceCommitmentsGroup[1]/ns0:ServiceCommitmentsGroupPerPeriod[1]/ns0:ServiceCommitmentsGroupPerPeriodValue[1]" w:storeItemID="{B46AED74-A066-4605-A66F-AC08556F8CC4}"/>
+                                    <w:text/>
+                                    <w:alias w:val="#Nav: /Header/ServiceCommitmentsGroup/ServiceCommitmentsGroupPerPeriod/ServiceCommitmentsGroupPerPeriodValue"/>
+                                    <w:tag w:val="#Nav: Standard_Sales_Order_Conf/1305"/>
+                                  </w:sdtPr>
+                                  <w:sdtContent>
+                                    <w:p>
+                                      <w:pPr>
+                                        <w:pStyle w:val="RightAlligned"/>
+                                      </w:pPr>
+                                      <w:proofErr w:type="spellStart"/>
+                                      <w:r>
+                                        <w:t>ServiceCommitmentsGroupPerPeriodValue</w:t>
+                                      </w:r>
+                                      <w:proofErr w:type="spellEnd"/>
+                                    </w:p>
+                                  </w:sdtContent>
+                                </w:sdt>
+                              </w:tc>
+                            </w:tr>
+                          </w:sdtContent>
+                        </w:sdt>
+                      </w:sdtContent>
+                    </w:sdt>
+                  </w:sdtContent>
+                </w:sdt>
+              </w:sdtContent>
+            </w:sdt>
+          </w:tbl>
           <w:p>
             <w:pPr>
               <w:rPr>
-                <w:rFonts w:cstheme="minorHAnsi"/>
+                <w:rFonts w:ascii="Segoe UI" w:hAnsi="Segoe UI" w:cs="Segoe UI"/>
                 <w:sz w:val="2"/>
                 <w:szCs w:val="2"/>
               </w:rPr>
@@ -2451,410 +2869,6 @@
           </w:p>
         </w:tc>
       </w:tr>
-    </w:tbl>
-    <w:tbl>
-      <w:tblPr>
-        <w:tblStyle w:val="TableGrid"/>
-        <w:tblW w:w="10490" w:type="dxa"/>
-        <w:tblBorders>
-          <w:top w:val="none" w:color="auto" w:sz="0" w:space="0"/>
-          <w:left w:val="none" w:color="auto" w:sz="0" w:space="0"/>
-          <w:bottom w:val="none" w:color="auto" w:sz="0" w:space="0"/>
-          <w:right w:val="none" w:color="auto" w:sz="0" w:space="0"/>
-          <w:insideH w:val="none" w:color="auto" w:sz="0" w:space="0"/>
-          <w:insideV w:val="none" w:color="auto" w:sz="0" w:space="0"/>
-        </w:tblBorders>
-        <w:tblLayout w:type="fixed"/>
-        <w:tblCellMar>
-          <w:left w:w="0" w:type="dxa"/>
-          <w:right w:w="113" w:type="dxa"/>
-        </w:tblCellMar>
-        <w:tblLook w:val="04A0" w:firstRow="1" w:lastRow="0" w:firstColumn="1" w:lastColumn="0" w:noHBand="0" w:noVBand="1"/>
-      </w:tblPr>
-      <w:tblGrid>
-        <w:gridCol w:w="4991"/>
-        <w:gridCol w:w="3400"/>
-        <w:gridCol w:w="2099"/>
-      </w:tblGrid>
-      <w:sdt>
-        <w:sdtPr>
-          <w:rPr>
-            <w:b/>
-            <w:bCs/>
-            <w:sz w:val="16"/>
-            <w:szCs w:val="16"/>
-          </w:rPr>
-          <w:alias w:val="#Nav: /Header/ServiceCommitmentForLineCaption"/>
-          <w:tag w:val="#Nav: Standard_Sales_Order_Conf/1305"/>
-          <w:id w:val="2059891695"/>
-          <w15:dataBinding w:prefixMappings="xmlns:ns0='urn:microsoft-dynamics-nav/reports/Standard_Sales_Order_Conf/1305/'" w:xpath="/ns0:NavWordReportXmlPart[1]/ns0:Header[1]/ns0:ServiceCommitmentForLineCaption" w:storeItemID="{B46AED74-A066-4605-A66F-AC08556F8CC4}"/>
-          <w15:repeatingSection/>
-        </w:sdtPr>
-        <w:sdtContent>
-          <w:sdt>
-            <w:sdtPr>
-              <w:rPr>
-                <w:b/>
-                <w:bCs/>
-                <w:sz w:val="16"/>
-                <w:szCs w:val="16"/>
-              </w:rPr>
-              <w:id w:val="434332447"/>
-              <w:placeholder>
-                <w:docPart w:val="DefaultPlaceholder_-1854013435"/>
-              </w:placeholder>
-              <w15:repeatingSectionItem/>
-            </w:sdtPr>
-            <w:sdtContent>
-              <w:tr>
-                <w:trPr>
-                  <w:trHeight w:val="851"/>
-                </w:trPr>
-                <w:tc>
-                  <w:tcPr>
-                    <w:tcW w:w="4991" w:type="dxa"/>
-                    <w:vAlign w:val="bottom"/>
-                  </w:tcPr>
-                  <w:p>
-                    <w:pPr>
-                      <w:pStyle w:val="NoSpacing"/>
-                      <w:rPr>
-                        <w:b/>
-                        <w:bCs/>
-                        <w:sz w:val="16"/>
-                        <w:szCs w:val="16"/>
-                      </w:rPr>
-                    </w:pPr>
-                  </w:p>
-                </w:tc>
-                <w:sdt>
-                  <w:sdtPr>
-                    <w:rPr>
-                      <w:b/>
-                      <w:bCs/>
-                      <w:sz w:val="16"/>
-                      <w:szCs w:val="16"/>
-                    </w:rPr>
-                    <w:alias w:val="#Nav: /Header/ServiceCommitmentForLineCaption/ServiceCommitmentForLineTotalText_Lbl"/>
-                    <w:tag w:val="#Nav: Standard_Sales_Order_Conf/1305"/>
-                    <w:id w:val="-1737774424"/>
-                    <w:placeholder>
-                      <w:docPart w:val="DefaultPlaceholder_-1854013440"/>
-                    </w:placeholder>
-                    <w:dataBinding w:prefixMappings="xmlns:ns0='urn:microsoft-dynamics-nav/reports/Standard_Sales_Order_Conf/1305/'" w:xpath="/ns0:NavWordReportXmlPart[1]/ns0:Header[1]/ns0:ServiceCommitmentForLineCaption[1]/ns0:ServiceCommitmentForLineTotalText_Lbl[1]" w:storeItemID="{B46AED74-A066-4605-A66F-AC08556F8CC4}"/>
-                    <w:text/>
-                  </w:sdtPr>
-                  <w:sdtContent>
-                    <w:tc>
-                      <w:tcPr>
-                        <w:tcW w:w="5499" w:type="dxa"/>
-                        <w:gridSpan w:val="2"/>
-                        <w:tcBorders>
-                          <w:bottom w:val="single" w:color="auto" w:sz="4" w:space="0"/>
-                        </w:tcBorders>
-                        <w:vAlign w:val="bottom"/>
-                      </w:tcPr>
-                      <w:p>
-                        <w:pPr>
-                          <w:pStyle w:val="NoSpacing"/>
-                          <w:rPr>
-                            <w:b/>
-                            <w:bCs/>
-                            <w:sz w:val="16"/>
-                            <w:szCs w:val="16"/>
-                          </w:rPr>
-                        </w:pPr>
-                        <w:proofErr w:type="spellStart"/>
-                        <w:r>
-                          <w:rPr>
-                            <w:b/>
-                            <w:bCs/>
-                            <w:sz w:val="16"/>
-                            <w:szCs w:val="16"/>
-                          </w:rPr>
-                          <w:t>ServiceCommitmentForLineTotalText_Lbl</w:t>
-                        </w:r>
-                        <w:proofErr w:type="spellEnd"/>
-                      </w:p>
-                    </w:tc>
-                  </w:sdtContent>
-                </w:sdt>
-              </w:tr>
-            </w:sdtContent>
-          </w:sdt>
-        </w:sdtContent>
-      </w:sdt>
-      <w:sdt>
-        <w:sdtPr>
-          <w:rPr>
-            <w:b/>
-            <w:bCs/>
-            <w:sz w:val="16"/>
-            <w:szCs w:val="16"/>
-          </w:rPr>
-          <w:alias w:val="#Nav: /Header/ServiceCommitmentsGroup"/>
-          <w:tag w:val="#Nav: Standard_Sales_Order_Conf/1305"/>
-          <w:id w:val="1991438369"/>
-          <w15:dataBinding w:prefixMappings="xmlns:ns0='urn:microsoft-dynamics-nav/reports/Standard_Sales_Order_Conf/1305/'" w:xpath="/ns0:NavWordReportXmlPart[1]/ns0:Header[1]/ns0:ServiceCommitmentsGroup" w:storeItemID="{B46AED74-A066-4605-A66F-AC08556F8CC4}"/>
-          <w15:repeatingSection/>
-        </w:sdtPr>
-        <w:sdtEndPr>
-          <w:rPr>
-            <w:b w:val="0"/>
-            <w:bCs w:val="0"/>
-          </w:rPr>
-        </w:sdtEndPr>
-        <w:sdtContent>
-          <w:sdt>
-            <w:sdtPr>
-              <w:rPr>
-                <w:b/>
-                <w:bCs/>
-                <w:sz w:val="16"/>
-                <w:szCs w:val="16"/>
-              </w:rPr>
-              <w:id w:val="-951471735"/>
-              <w:placeholder>
-                <w:docPart w:val="DefaultPlaceholder_-1854013435"/>
-              </w:placeholder>
-              <w15:repeatingSectionItem/>
-            </w:sdtPr>
-            <w:sdtEndPr>
-              <w:rPr>
-                <w:b w:val="0"/>
-                <w:bCs w:val="0"/>
-              </w:rPr>
-            </w:sdtEndPr>
-            <w:sdtContent>
-              <w:tr>
-                <w:tc>
-                  <w:tcPr>
-                    <w:tcW w:w="4991" w:type="dxa"/>
-                    <w:vAlign w:val="bottom"/>
-                  </w:tcPr>
-                  <w:p>
-                    <w:pPr>
-                      <w:pStyle w:val="NoSpacing"/>
-                      <w:rPr>
-                        <w:b/>
-                        <w:bCs/>
-                        <w:sz w:val="16"/>
-                        <w:szCs w:val="16"/>
-                      </w:rPr>
-                    </w:pPr>
-                  </w:p>
-                </w:tc>
-                <w:sdt>
-                  <w:sdtPr>
-                    <w:rPr>
-                      <w:b/>
-                      <w:bCs/>
-                      <w:sz w:val="16"/>
-                      <w:szCs w:val="16"/>
-                    </w:rPr>
-                    <w:alias w:val="#Nav: /Header/ServiceCommitmentsGroup/ServiceCommitmentsGroupPerPeriod/ServiceCommitmentsGroupPerPeriodType"/>
-                    <w:tag w:val="#Nav: Standard_Sales_Order_Conf/1305"/>
-                    <w:id w:val="-94016835"/>
-                    <w:placeholder>
-                      <w:docPart w:val="DefaultPlaceholder_-1854013440"/>
-                    </w:placeholder>
-                    <w:dataBinding w:prefixMappings="xmlns:ns0='urn:microsoft-dynamics-nav/reports/Standard_Sales_Order_Conf/1305/'" w:xpath="/ns0:NavWordReportXmlPart[1]/ns0:Header[1]/ns0:ServiceCommitmentsGroup[1]/ns0:ServiceCommitmentsGroupPerPeriod[1]/ns0:ServiceCommitmentsGroupPerPeriodType[1]" w:storeItemID="{B46AED74-A066-4605-A66F-AC08556F8CC4}"/>
-                    <w:text/>
-                  </w:sdtPr>
-                  <w:sdtContent>
-                    <w:tc>
-                      <w:tcPr>
-                        <w:tcW w:w="3400" w:type="dxa"/>
-                        <w:tcBorders>
-                          <w:top w:val="single" w:color="auto" w:sz="4" w:space="0"/>
-                        </w:tcBorders>
-                        <w:vAlign w:val="bottom"/>
-                      </w:tcPr>
-                      <w:p>
-                        <w:pPr>
-                          <w:pStyle w:val="NoSpacing"/>
-                          <w:rPr>
-                            <w:b/>
-                            <w:bCs/>
-                            <w:sz w:val="16"/>
-                            <w:szCs w:val="16"/>
-                          </w:rPr>
-                        </w:pPr>
-                        <w:proofErr w:type="spellStart"/>
-                        <w:r>
-                          <w:rPr>
-                            <w:b/>
-                            <w:bCs/>
-                            <w:sz w:val="16"/>
-                            <w:szCs w:val="16"/>
-                          </w:rPr>
-                          <w:t>ServiceCommitmentsGroupPerPeriodType</w:t>
-                        </w:r>
-                        <w:proofErr w:type="spellEnd"/>
-                      </w:p>
-                    </w:tc>
-                  </w:sdtContent>
-                </w:sdt>
-                <w:tc>
-                  <w:tcPr>
-                    <w:tcW w:w="2099" w:type="dxa"/>
-                    <w:tcBorders>
-                      <w:top w:val="single" w:color="auto" w:sz="4" w:space="0"/>
-                    </w:tcBorders>
-                    <w:vAlign w:val="bottom"/>
-                  </w:tcPr>
-                  <w:p>
-                    <w:pPr>
-                      <w:pStyle w:val="NoSpacing"/>
-                      <w:rPr>
-                        <w:b/>
-                        <w:bCs/>
-                        <w:sz w:val="16"/>
-                        <w:szCs w:val="16"/>
-                      </w:rPr>
-                    </w:pPr>
-                  </w:p>
-                </w:tc>
-              </w:tr>
-              <w:sdt>
-                <w:sdtPr>
-                  <w:rPr>
-                    <w:sz w:val="16"/>
-                    <w:szCs w:val="16"/>
-                  </w:rPr>
-                  <w:alias w:val="#Nav: /Header/ServiceCommitmentsGroup/ServiceCommitmentsGroupPerPeriod"/>
-                  <w:tag w:val="#Nav: Standard_Sales_Order_Conf/1305"/>
-                  <w:id w:val="-146293066"/>
-                  <w15:dataBinding w:prefixMappings="xmlns:ns0='urn:microsoft-dynamics-nav/reports/Standard_Sales_Order_Conf/1305/'" w:xpath="/ns0:NavWordReportXmlPart[1]/ns0:Header[1]/ns0:ServiceCommitmentsGroup[1]/ns0:ServiceCommitmentsGroupPerPeriod" w:storeItemID="{B46AED74-A066-4605-A66F-AC08556F8CC4}"/>
-                  <w15:repeatingSection/>
-                </w:sdtPr>
-                <w:sdtContent>
-                  <w:sdt>
-                    <w:sdtPr>
-                      <w:rPr>
-                        <w:sz w:val="16"/>
-                        <w:szCs w:val="16"/>
-                      </w:rPr>
-                      <w:id w:val="-357511547"/>
-                      <w:placeholder>
-                        <w:docPart w:val="DefaultPlaceholder_-1854013435"/>
-                      </w:placeholder>
-                      <w15:repeatingSectionItem/>
-                    </w:sdtPr>
-                    <w:sdtContent>
-                      <w:tr>
-                        <w:tc>
-                          <w:tcPr>
-                            <w:tcW w:w="4991" w:type="dxa"/>
-                            <w:vAlign w:val="bottom"/>
-                          </w:tcPr>
-                          <w:p>
-                            <w:pPr>
-                              <w:pStyle w:val="NoSpacing"/>
-                              <w:rPr>
-                                <w:sz w:val="16"/>
-                                <w:szCs w:val="16"/>
-                              </w:rPr>
-                            </w:pPr>
-                          </w:p>
-                        </w:tc>
-                        <w:sdt>
-                          <w:sdtPr>
-                            <w:rPr>
-                              <w:sz w:val="16"/>
-                              <w:szCs w:val="16"/>
-                            </w:rPr>
-                            <w:alias w:val="#Nav: /Header/ServiceCommitmentsGroup/ServiceCommitmentsGroupPerPeriod/ServiceCommitmentsGroupPerPeriodName"/>
-                            <w:tag w:val="#Nav: Standard_Sales_Order_Conf/1305"/>
-                            <w:id w:val="-991180792"/>
-                            <w:placeholder>
-                              <w:docPart w:val="DefaultPlaceholder_-1854013440"/>
-                            </w:placeholder>
-                            <w:dataBinding w:prefixMappings="xmlns:ns0='urn:microsoft-dynamics-nav/reports/Standard_Sales_Order_Conf/1305/'" w:xpath="/ns0:NavWordReportXmlPart[1]/ns0:Header[1]/ns0:ServiceCommitmentsGroup[1]/ns0:ServiceCommitmentsGroupPerPeriod[1]/ns0:ServiceCommitmentsGroupPerPeriodName[1]" w:storeItemID="{B46AED74-A066-4605-A66F-AC08556F8CC4}"/>
-                            <w:text/>
-                          </w:sdtPr>
-                          <w:sdtContent>
-                            <w:tc>
-                              <w:tcPr>
-                                <w:tcW w:w="3400" w:type="dxa"/>
-                                <w:tcMar>
-                                  <w:left w:w="1134" w:type="dxa"/>
-                                </w:tcMar>
-                                <w:vAlign w:val="bottom"/>
-                              </w:tcPr>
-                              <w:p>
-                                <w:pPr>
-                                  <w:pStyle w:val="NoSpacing"/>
-                                  <w:rPr>
-                                    <w:sz w:val="16"/>
-                                    <w:szCs w:val="16"/>
-                                  </w:rPr>
-                                </w:pPr>
-                                <w:proofErr w:type="spellStart"/>
-                                <w:r>
-                                  <w:rPr>
-                                    <w:sz w:val="16"/>
-                                    <w:szCs w:val="16"/>
-                                  </w:rPr>
-                                  <w:t>ServiceCommitmentsGroupPerPeriodName</w:t>
-                                </w:r>
-                                <w:proofErr w:type="spellEnd"/>
-                              </w:p>
-                            </w:tc>
-                          </w:sdtContent>
-                        </w:sdt>
-                        <w:sdt>
-                          <w:sdtPr>
-                            <w:rPr>
-                              <w:sz w:val="16"/>
-                              <w:szCs w:val="16"/>
-                            </w:rPr>
-                            <w:alias w:val="#Nav: /Header/ServiceCommitmentsGroup/ServiceCommitmentsGroupPerPeriod/ServiceCommitmentsGroupPerPeriodValue"/>
-                            <w:tag w:val="#Nav: Standard_Sales_Order_Conf/1305"/>
-                            <w:id w:val="-1495489188"/>
-                            <w:placeholder>
-                              <w:docPart w:val="DefaultPlaceholder_-1854013440"/>
-                            </w:placeholder>
-                            <w:dataBinding w:prefixMappings="xmlns:ns0='urn:microsoft-dynamics-nav/reports/Standard_Sales_Order_Conf/1305/'" w:xpath="/ns0:NavWordReportXmlPart[1]/ns0:Header[1]/ns0:ServiceCommitmentsGroup[1]/ns0:ServiceCommitmentsGroupPerPeriod[1]/ns0:ServiceCommitmentsGroupPerPeriodValue[1]" w:storeItemID="{B46AED74-A066-4605-A66F-AC08556F8CC4}"/>
-                            <w:text/>
-                          </w:sdtPr>
-                          <w:sdtContent>
-                            <w:tc>
-                              <w:tcPr>
-                                <w:tcW w:w="2099" w:type="dxa"/>
-                                <w:vAlign w:val="bottom"/>
-                              </w:tcPr>
-                              <w:p>
-                                <w:pPr>
-                                  <w:pStyle w:val="NoSpacing"/>
-                                  <w:jc w:val="right"/>
-                                  <w:rPr>
-                                    <w:sz w:val="16"/>
-                                    <w:szCs w:val="16"/>
-                                  </w:rPr>
-                                </w:pPr>
-                                <w:proofErr w:type="spellStart"/>
-                                <w:r>
-                                  <w:rPr>
-                                    <w:sz w:val="16"/>
-                                    <w:szCs w:val="16"/>
-                                  </w:rPr>
-                                  <w:t>ServiceCommitmentsGroupPerPeriodValue</w:t>
-                                </w:r>
-                                <w:proofErr w:type="spellEnd"/>
-                              </w:p>
-                            </w:tc>
-                          </w:sdtContent>
-                        </w:sdt>
-                      </w:tr>
-                    </w:sdtContent>
-                  </w:sdt>
-                </w:sdtContent>
-              </w:sdt>
-            </w:sdtContent>
-          </w:sdt>
-        </w:sdtContent>
-      </w:sdt>
     </w:tbl>
     <w:p>
       <w:pPr>
@@ -2882,7 +2896,7 @@
 </file>
 
 <file path=word/endnotes.xml><?xml version="1.0" encoding="utf-8"?>
-<w:endnotes xmlns:wpc="http://schemas.microsoft.com/office/word/2010/wordprocessingCanvas" xmlns:cx="http://schemas.microsoft.com/office/drawing/2014/chartex" xmlns:cx1="http://schemas.microsoft.com/office/drawing/2015/9/8/chartex" xmlns:cx2="http://schemas.microsoft.com/office/drawing/2015/10/21/chartex" xmlns:cx3="http://schemas.microsoft.com/office/drawing/2016/5/9/chartex" xmlns:cx4="http://schemas.microsoft.com/office/drawing/2016/5/10/chartex" xmlns:cx5="http://schemas.microsoft.com/office/drawing/2016/5/11/chartex" xmlns:cx6="http://schemas.microsoft.com/office/drawing/2016/5/12/chartex" xmlns:cx7="http://schemas.microsoft.com/office/drawing/2016/5/13/chartex" xmlns:cx8="http://schemas.microsoft.com/office/drawing/2016/5/14/chartex" xmlns:mc="http://schemas.openxmlformats.org/markup-compatibility/2006" xmlns:aink="http://schemas.microsoft.com/office/drawing/2016/ink" xmlns:am3d="http://schemas.microsoft.com/office/drawing/2017/model3d" xmlns:o="urn:schemas-microsoft-com:office:office" xmlns:oel="http://schemas.microsoft.com/office/2019/extlst" xmlns:r="http://schemas.openxmlformats.org/officeDocument/2006/relationships" xmlns:m="http://schemas.openxmlformats.org/officeDocument/2006/math" xmlns:v="urn:schemas-microsoft-com:vml" xmlns:wp14="http://schemas.microsoft.com/office/word/2010/wordprocessingDrawing" xmlns:wp="http://schemas.openxmlformats.org/drawingml/2006/wordprocessingDrawing" xmlns:w10="urn:schemas-microsoft-com:office:word" xmlns:w="http://schemas.openxmlformats.org/wordprocessingml/2006/main" xmlns:w14="http://schemas.microsoft.com/office/word/2010/wordml" xmlns:w15="http://schemas.microsoft.com/office/word/2012/wordml" xmlns:w16cex="http://schemas.microsoft.com/office/word/2018/wordml/cex" xmlns:w16cid="http://schemas.microsoft.com/office/word/2016/wordml/cid" xmlns:w16="http://schemas.microsoft.com/office/word/2018/wordml" xmlns:w16du="http://schemas.microsoft.com/office/word/2023/wordml/word16du" xmlns:w16sdtdh="http://schemas.microsoft.com/office/word/2020/wordml/sdtdatahash" xmlns:w16sdtfl="http://schemas.microsoft.com/office/word/2024/wordml/sdtformatlock" xmlns:w16se="http://schemas.microsoft.com/office/word/2015/wordml/symex" xmlns:wpg="http://schemas.microsoft.com/office/word/2010/wordprocessingGroup" xmlns:wpi="http://schemas.microsoft.com/office/word/2010/wordprocessingInk" xmlns:wne="http://schemas.microsoft.com/office/word/2006/wordml" xmlns:wps="http://schemas.microsoft.com/office/word/2010/wordprocessingShape" mc:Ignorable="w14 w15 w16se w16cid w16 w16cex w16sdtdh w16sdtfl w16du wp14">
+<w:endnotes xmlns:wpc="http://schemas.microsoft.com/office/word/2010/wordprocessingCanvas" xmlns:cx="http://schemas.microsoft.com/office/drawing/2014/chartex" xmlns:cx1="http://schemas.microsoft.com/office/drawing/2015/9/8/chartex" xmlns:cx2="http://schemas.microsoft.com/office/drawing/2015/10/21/chartex" xmlns:cx3="http://schemas.microsoft.com/office/drawing/2016/5/9/chartex" xmlns:cx4="http://schemas.microsoft.com/office/drawing/2016/5/10/chartex" xmlns:cx5="http://schemas.microsoft.com/office/drawing/2016/5/11/chartex" xmlns:cx6="http://schemas.microsoft.com/office/drawing/2016/5/12/chartex" xmlns:cx7="http://schemas.microsoft.com/office/drawing/2016/5/13/chartex" xmlns:cx8="http://schemas.microsoft.com/office/drawing/2016/5/14/chartex" xmlns:mc="http://schemas.openxmlformats.org/markup-compatibility/2006" xmlns:aink="http://schemas.microsoft.com/office/drawing/2016/ink" xmlns:am3d="http://schemas.microsoft.com/office/drawing/2017/model3d" xmlns:o="urn:schemas-microsoft-com:office:office" xmlns:oel="http://schemas.microsoft.com/office/2019/extlst" xmlns:r="http://schemas.openxmlformats.org/officeDocument/2006/relationships" xmlns:m="http://schemas.openxmlformats.org/officeDocument/2006/math" xmlns:v="urn:schemas-microsoft-com:vml" xmlns:wp14="http://schemas.microsoft.com/office/word/2010/wordprocessingDrawing" xmlns:wp="http://schemas.openxmlformats.org/drawingml/2006/wordprocessingDrawing" xmlns:w10="urn:schemas-microsoft-com:office:word" xmlns:w="http://schemas.openxmlformats.org/wordprocessingml/2006/main" xmlns:w14="http://schemas.microsoft.com/office/word/2010/wordml" xmlns:w15="http://schemas.microsoft.com/office/word/2012/wordml" xmlns:w16cex="http://schemas.microsoft.com/office/word/2018/wordml/cex" xmlns:w16cid="http://schemas.microsoft.com/office/word/2016/wordml/cid" xmlns:w16="http://schemas.microsoft.com/office/word/2018/wordml" xmlns:w16du="http://schemas.microsoft.com/office/word/2023/wordml/word16du" xmlns:w16sdtdh="http://schemas.microsoft.com/office/word/2020/wordml/sdtdatahash" xmlns:w16se="http://schemas.microsoft.com/office/word/2015/wordml/symex" xmlns:wpg="http://schemas.microsoft.com/office/word/2010/wordprocessingGroup" xmlns:wpi="http://schemas.microsoft.com/office/word/2010/wordprocessingInk" xmlns:wne="http://schemas.microsoft.com/office/word/2006/wordml" xmlns:wps="http://schemas.microsoft.com/office/word/2010/wordprocessingShape" mc:Ignorable="w14 w15 w16se w16cid w16 w16cex w16sdtdh w16du wp14">
   <w:endnote w:type="separator" w:id="-1">
     <w:p>
       <w:pPr>
@@ -2907,7 +2921,7 @@
 </file>
 
 <file path=word/footer1.xml><?xml version="1.0" encoding="utf-8"?>
-<w:ftr xmlns:wpc="http://schemas.microsoft.com/office/word/2010/wordprocessingCanvas" xmlns:cx="http://schemas.microsoft.com/office/drawing/2014/chartex" xmlns:cx1="http://schemas.microsoft.com/office/drawing/2015/9/8/chartex" xmlns:cx2="http://schemas.microsoft.com/office/drawing/2015/10/21/chartex" xmlns:cx3="http://schemas.microsoft.com/office/drawing/2016/5/9/chartex" xmlns:cx4="http://schemas.microsoft.com/office/drawing/2016/5/10/chartex" xmlns:cx5="http://schemas.microsoft.com/office/drawing/2016/5/11/chartex" xmlns:cx6="http://schemas.microsoft.com/office/drawing/2016/5/12/chartex" xmlns:cx7="http://schemas.microsoft.com/office/drawing/2016/5/13/chartex" xmlns:cx8="http://schemas.microsoft.com/office/drawing/2016/5/14/chartex" xmlns:mc="http://schemas.openxmlformats.org/markup-compatibility/2006" xmlns:aink="http://schemas.microsoft.com/office/drawing/2016/ink" xmlns:am3d="http://schemas.microsoft.com/office/drawing/2017/model3d" xmlns:o="urn:schemas-microsoft-com:office:office" xmlns:oel="http://schemas.microsoft.com/office/2019/extlst" xmlns:r="http://schemas.openxmlformats.org/officeDocument/2006/relationships" xmlns:m="http://schemas.openxmlformats.org/officeDocument/2006/math" xmlns:v="urn:schemas-microsoft-com:vml" xmlns:wp14="http://schemas.microsoft.com/office/word/2010/wordprocessingDrawing" xmlns:wp="http://schemas.openxmlformats.org/drawingml/2006/wordprocessingDrawing" xmlns:w10="urn:schemas-microsoft-com:office:word" xmlns:w="http://schemas.openxmlformats.org/wordprocessingml/2006/main" xmlns:w14="http://schemas.microsoft.com/office/word/2010/wordml" xmlns:w15="http://schemas.microsoft.com/office/word/2012/wordml" xmlns:w16cex="http://schemas.microsoft.com/office/word/2018/wordml/cex" xmlns:w16cid="http://schemas.microsoft.com/office/word/2016/wordml/cid" xmlns:w16="http://schemas.microsoft.com/office/word/2018/wordml" xmlns:w16du="http://schemas.microsoft.com/office/word/2023/wordml/word16du" xmlns:w16sdtdh="http://schemas.microsoft.com/office/word/2020/wordml/sdtdatahash" xmlns:w16sdtfl="http://schemas.microsoft.com/office/word/2024/wordml/sdtformatlock" xmlns:w16se="http://schemas.microsoft.com/office/word/2015/wordml/symex" xmlns:wpg="http://schemas.microsoft.com/office/word/2010/wordprocessingGroup" xmlns:wpi="http://schemas.microsoft.com/office/word/2010/wordprocessingInk" xmlns:wne="http://schemas.microsoft.com/office/word/2006/wordml" xmlns:wps="http://schemas.microsoft.com/office/word/2010/wordprocessingShape" mc:Ignorable="w14 w15 w16se w16cid w16 w16cex w16sdtdh w16sdtfl w16du wp14">
+<w:ftr xmlns:wpc="http://schemas.microsoft.com/office/word/2010/wordprocessingCanvas" xmlns:cx="http://schemas.microsoft.com/office/drawing/2014/chartex" xmlns:cx1="http://schemas.microsoft.com/office/drawing/2015/9/8/chartex" xmlns:cx2="http://schemas.microsoft.com/office/drawing/2015/10/21/chartex" xmlns:cx3="http://schemas.microsoft.com/office/drawing/2016/5/9/chartex" xmlns:cx4="http://schemas.microsoft.com/office/drawing/2016/5/10/chartex" xmlns:cx5="http://schemas.microsoft.com/office/drawing/2016/5/11/chartex" xmlns:cx6="http://schemas.microsoft.com/office/drawing/2016/5/12/chartex" xmlns:cx7="http://schemas.microsoft.com/office/drawing/2016/5/13/chartex" xmlns:cx8="http://schemas.microsoft.com/office/drawing/2016/5/14/chartex" xmlns:mc="http://schemas.openxmlformats.org/markup-compatibility/2006" xmlns:aink="http://schemas.microsoft.com/office/drawing/2016/ink" xmlns:am3d="http://schemas.microsoft.com/office/drawing/2017/model3d" xmlns:o="urn:schemas-microsoft-com:office:office" xmlns:oel="http://schemas.microsoft.com/office/2019/extlst" xmlns:r="http://schemas.openxmlformats.org/officeDocument/2006/relationships" xmlns:m="http://schemas.openxmlformats.org/officeDocument/2006/math" xmlns:v="urn:schemas-microsoft-com:vml" xmlns:wp14="http://schemas.microsoft.com/office/word/2010/wordprocessingDrawing" xmlns:wp="http://schemas.openxmlformats.org/drawingml/2006/wordprocessingDrawing" xmlns:w10="urn:schemas-microsoft-com:office:word" xmlns:w="http://schemas.openxmlformats.org/wordprocessingml/2006/main" xmlns:w14="http://schemas.microsoft.com/office/word/2010/wordml" xmlns:w15="http://schemas.microsoft.com/office/word/2012/wordml" xmlns:w16cex="http://schemas.microsoft.com/office/word/2018/wordml/cex" xmlns:w16cid="http://schemas.microsoft.com/office/word/2016/wordml/cid" xmlns:w16="http://schemas.microsoft.com/office/word/2018/wordml" xmlns:w16du="http://schemas.microsoft.com/office/word/2023/wordml/word16du" xmlns:w16sdtdh="http://schemas.microsoft.com/office/word/2020/wordml/sdtdatahash" xmlns:w16se="http://schemas.microsoft.com/office/word/2015/wordml/symex" xmlns:wpg="http://schemas.microsoft.com/office/word/2010/wordprocessingGroup" xmlns:wpi="http://schemas.microsoft.com/office/word/2010/wordprocessingInk" xmlns:wne="http://schemas.microsoft.com/office/word/2006/wordml" xmlns:wps="http://schemas.microsoft.com/office/word/2010/wordprocessingShape" mc:Ignorable="w14 w15 w16se w16cid w16 w16cex w16sdtdh w16du wp14">
   <w:p>
     <w:pPr>
       <w:pStyle w:val="Footer"/>
@@ -2917,7 +2931,7 @@
 </file>
 
 <file path=word/footer2.xml><?xml version="1.0" encoding="utf-8"?>
-<w:ftr xmlns:wpc="http://schemas.microsoft.com/office/word/2010/wordprocessingCanvas" xmlns:cx="http://schemas.microsoft.com/office/drawing/2014/chartex" xmlns:cx1="http://schemas.microsoft.com/office/drawing/2015/9/8/chartex" xmlns:cx2="http://schemas.microsoft.com/office/drawing/2015/10/21/chartex" xmlns:cx3="http://schemas.microsoft.com/office/drawing/2016/5/9/chartex" xmlns:cx4="http://schemas.microsoft.com/office/drawing/2016/5/10/chartex" xmlns:cx5="http://schemas.microsoft.com/office/drawing/2016/5/11/chartex" xmlns:cx6="http://schemas.microsoft.com/office/drawing/2016/5/12/chartex" xmlns:cx7="http://schemas.microsoft.com/office/drawing/2016/5/13/chartex" xmlns:cx8="http://schemas.microsoft.com/office/drawing/2016/5/14/chartex" xmlns:mc="http://schemas.openxmlformats.org/markup-compatibility/2006" xmlns:aink="http://schemas.microsoft.com/office/drawing/2016/ink" xmlns:am3d="http://schemas.microsoft.com/office/drawing/2017/model3d" xmlns:o="urn:schemas-microsoft-com:office:office" xmlns:oel="http://schemas.microsoft.com/office/2019/extlst" xmlns:r="http://schemas.openxmlformats.org/officeDocument/2006/relationships" xmlns:m="http://schemas.openxmlformats.org/officeDocument/2006/math" xmlns:v="urn:schemas-microsoft-com:vml" xmlns:wp14="http://schemas.microsoft.com/office/word/2010/wordprocessingDrawing" xmlns:wp="http://schemas.openxmlformats.org/drawingml/2006/wordprocessingDrawing" xmlns:w10="urn:schemas-microsoft-com:office:word" xmlns:w="http://schemas.openxmlformats.org/wordprocessingml/2006/main" xmlns:w14="http://schemas.microsoft.com/office/word/2010/wordml" xmlns:w15="http://schemas.microsoft.com/office/word/2012/wordml" xmlns:w16cex="http://schemas.microsoft.com/office/word/2018/wordml/cex" xmlns:w16cid="http://schemas.microsoft.com/office/word/2016/wordml/cid" xmlns:w16="http://schemas.microsoft.com/office/word/2018/wordml" xmlns:w16du="http://schemas.microsoft.com/office/word/2023/wordml/word16du" xmlns:w16sdtdh="http://schemas.microsoft.com/office/word/2020/wordml/sdtdatahash" xmlns:w16sdtfl="http://schemas.microsoft.com/office/word/2024/wordml/sdtformatlock" xmlns:w16se="http://schemas.microsoft.com/office/word/2015/wordml/symex" xmlns:wpg="http://schemas.microsoft.com/office/word/2010/wordprocessingGroup" xmlns:wpi="http://schemas.microsoft.com/office/word/2010/wordprocessingInk" xmlns:wne="http://schemas.microsoft.com/office/word/2006/wordml" xmlns:wps="http://schemas.microsoft.com/office/word/2010/wordprocessingShape" mc:Ignorable="w14 w15 w16se w16cid w16 w16cex w16sdtdh w16sdtfl w16du wp14">
+<w:ftr xmlns:wpc="http://schemas.microsoft.com/office/word/2010/wordprocessingCanvas" xmlns:cx="http://schemas.microsoft.com/office/drawing/2014/chartex" xmlns:cx1="http://schemas.microsoft.com/office/drawing/2015/9/8/chartex" xmlns:cx2="http://schemas.microsoft.com/office/drawing/2015/10/21/chartex" xmlns:cx3="http://schemas.microsoft.com/office/drawing/2016/5/9/chartex" xmlns:cx4="http://schemas.microsoft.com/office/drawing/2016/5/10/chartex" xmlns:cx5="http://schemas.microsoft.com/office/drawing/2016/5/11/chartex" xmlns:cx6="http://schemas.microsoft.com/office/drawing/2016/5/12/chartex" xmlns:cx7="http://schemas.microsoft.com/office/drawing/2016/5/13/chartex" xmlns:cx8="http://schemas.microsoft.com/office/drawing/2016/5/14/chartex" xmlns:mc="http://schemas.openxmlformats.org/markup-compatibility/2006" xmlns:aink="http://schemas.microsoft.com/office/drawing/2016/ink" xmlns:am3d="http://schemas.microsoft.com/office/drawing/2017/model3d" xmlns:o="urn:schemas-microsoft-com:office:office" xmlns:oel="http://schemas.microsoft.com/office/2019/extlst" xmlns:r="http://schemas.openxmlformats.org/officeDocument/2006/relationships" xmlns:m="http://schemas.openxmlformats.org/officeDocument/2006/math" xmlns:v="urn:schemas-microsoft-com:vml" xmlns:wp14="http://schemas.microsoft.com/office/word/2010/wordprocessingDrawing" xmlns:wp="http://schemas.openxmlformats.org/drawingml/2006/wordprocessingDrawing" xmlns:w10="urn:schemas-microsoft-com:office:word" xmlns:w="http://schemas.openxmlformats.org/wordprocessingml/2006/main" xmlns:w14="http://schemas.microsoft.com/office/word/2010/wordml" xmlns:w15="http://schemas.microsoft.com/office/word/2012/wordml" xmlns:w16cex="http://schemas.microsoft.com/office/word/2018/wordml/cex" xmlns:w16cid="http://schemas.microsoft.com/office/word/2016/wordml/cid" xmlns:w16="http://schemas.microsoft.com/office/word/2018/wordml" xmlns:w16du="http://schemas.microsoft.com/office/word/2023/wordml/word16du" xmlns:w16sdtdh="http://schemas.microsoft.com/office/word/2020/wordml/sdtdatahash" xmlns:w16se="http://schemas.microsoft.com/office/word/2015/wordml/symex" xmlns:wpg="http://schemas.microsoft.com/office/word/2010/wordprocessingGroup" xmlns:wpi="http://schemas.microsoft.com/office/word/2010/wordprocessingInk" xmlns:wne="http://schemas.microsoft.com/office/word/2006/wordml" xmlns:wps="http://schemas.microsoft.com/office/word/2010/wordprocessingShape" mc:Ignorable="w14 w15 w16se w16cid w16 w16cex w16sdtdh w16du wp14">
   <w:tbl>
     <w:tblPr>
       <w:tblStyle w:val="TableGrid"/>
@@ -2992,7 +3006,7 @@
 </file>
 
 <file path=word/footer3.xml><?xml version="1.0" encoding="utf-8"?>
-<w:ftr xmlns:wpc="http://schemas.microsoft.com/office/word/2010/wordprocessingCanvas" xmlns:cx="http://schemas.microsoft.com/office/drawing/2014/chartex" xmlns:cx1="http://schemas.microsoft.com/office/drawing/2015/9/8/chartex" xmlns:cx2="http://schemas.microsoft.com/office/drawing/2015/10/21/chartex" xmlns:cx3="http://schemas.microsoft.com/office/drawing/2016/5/9/chartex" xmlns:cx4="http://schemas.microsoft.com/office/drawing/2016/5/10/chartex" xmlns:cx5="http://schemas.microsoft.com/office/drawing/2016/5/11/chartex" xmlns:cx6="http://schemas.microsoft.com/office/drawing/2016/5/12/chartex" xmlns:cx7="http://schemas.microsoft.com/office/drawing/2016/5/13/chartex" xmlns:cx8="http://schemas.microsoft.com/office/drawing/2016/5/14/chartex" xmlns:mc="http://schemas.openxmlformats.org/markup-compatibility/2006" xmlns:aink="http://schemas.microsoft.com/office/drawing/2016/ink" xmlns:am3d="http://schemas.microsoft.com/office/drawing/2017/model3d" xmlns:o="urn:schemas-microsoft-com:office:office" xmlns:oel="http://schemas.microsoft.com/office/2019/extlst" xmlns:r="http://schemas.openxmlformats.org/officeDocument/2006/relationships" xmlns:m="http://schemas.openxmlformats.org/officeDocument/2006/math" xmlns:v="urn:schemas-microsoft-com:vml" xmlns:wp14="http://schemas.microsoft.com/office/word/2010/wordprocessingDrawing" xmlns:wp="http://schemas.openxmlformats.org/drawingml/2006/wordprocessingDrawing" xmlns:w10="urn:schemas-microsoft-com:office:word" xmlns:w="http://schemas.openxmlformats.org/wordprocessingml/2006/main" xmlns:w14="http://schemas.microsoft.com/office/word/2010/wordml" xmlns:w15="http://schemas.microsoft.com/office/word/2012/wordml" xmlns:w16cex="http://schemas.microsoft.com/office/word/2018/wordml/cex" xmlns:w16cid="http://schemas.microsoft.com/office/word/2016/wordml/cid" xmlns:w16="http://schemas.microsoft.com/office/word/2018/wordml" xmlns:w16du="http://schemas.microsoft.com/office/word/2023/wordml/word16du" xmlns:w16sdtdh="http://schemas.microsoft.com/office/word/2020/wordml/sdtdatahash" xmlns:w16sdtfl="http://schemas.microsoft.com/office/word/2024/wordml/sdtformatlock" xmlns:w16se="http://schemas.microsoft.com/office/word/2015/wordml/symex" xmlns:wpg="http://schemas.microsoft.com/office/word/2010/wordprocessingGroup" xmlns:wpi="http://schemas.microsoft.com/office/word/2010/wordprocessingInk" xmlns:wne="http://schemas.microsoft.com/office/word/2006/wordml" xmlns:wps="http://schemas.microsoft.com/office/word/2010/wordprocessingShape" mc:Ignorable="w14 w15 w16se w16cid w16 w16cex w16sdtdh w16sdtfl w16du wp14">
+<w:ftr xmlns:wpc="http://schemas.microsoft.com/office/word/2010/wordprocessingCanvas" xmlns:cx="http://schemas.microsoft.com/office/drawing/2014/chartex" xmlns:cx1="http://schemas.microsoft.com/office/drawing/2015/9/8/chartex" xmlns:cx2="http://schemas.microsoft.com/office/drawing/2015/10/21/chartex" xmlns:cx3="http://schemas.microsoft.com/office/drawing/2016/5/9/chartex" xmlns:cx4="http://schemas.microsoft.com/office/drawing/2016/5/10/chartex" xmlns:cx5="http://schemas.microsoft.com/office/drawing/2016/5/11/chartex" xmlns:cx6="http://schemas.microsoft.com/office/drawing/2016/5/12/chartex" xmlns:cx7="http://schemas.microsoft.com/office/drawing/2016/5/13/chartex" xmlns:cx8="http://schemas.microsoft.com/office/drawing/2016/5/14/chartex" xmlns:mc="http://schemas.openxmlformats.org/markup-compatibility/2006" xmlns:aink="http://schemas.microsoft.com/office/drawing/2016/ink" xmlns:am3d="http://schemas.microsoft.com/office/drawing/2017/model3d" xmlns:o="urn:schemas-microsoft-com:office:office" xmlns:oel="http://schemas.microsoft.com/office/2019/extlst" xmlns:r="http://schemas.openxmlformats.org/officeDocument/2006/relationships" xmlns:m="http://schemas.openxmlformats.org/officeDocument/2006/math" xmlns:v="urn:schemas-microsoft-com:vml" xmlns:wp14="http://schemas.microsoft.com/office/word/2010/wordprocessingDrawing" xmlns:wp="http://schemas.openxmlformats.org/drawingml/2006/wordprocessingDrawing" xmlns:w10="urn:schemas-microsoft-com:office:word" xmlns:w="http://schemas.openxmlformats.org/wordprocessingml/2006/main" xmlns:w14="http://schemas.microsoft.com/office/word/2010/wordml" xmlns:w15="http://schemas.microsoft.com/office/word/2012/wordml" xmlns:w16cex="http://schemas.microsoft.com/office/word/2018/wordml/cex" xmlns:w16cid="http://schemas.microsoft.com/office/word/2016/wordml/cid" xmlns:w16="http://schemas.microsoft.com/office/word/2018/wordml" xmlns:w16du="http://schemas.microsoft.com/office/word/2023/wordml/word16du" xmlns:w16sdtdh="http://schemas.microsoft.com/office/word/2020/wordml/sdtdatahash" xmlns:w16se="http://schemas.microsoft.com/office/word/2015/wordml/symex" xmlns:wpg="http://schemas.microsoft.com/office/word/2010/wordprocessingGroup" xmlns:wpi="http://schemas.microsoft.com/office/word/2010/wordprocessingInk" xmlns:wne="http://schemas.microsoft.com/office/word/2006/wordml" xmlns:wps="http://schemas.microsoft.com/office/word/2010/wordprocessingShape" mc:Ignorable="w14 w15 w16se w16cid w16 w16cex w16sdtdh w16du wp14">
   <w:tbl>
     <w:tblPr>
       <w:tblStyle w:val="TableGrid"/>
@@ -3581,7 +3595,7 @@
 </file>
 
 <file path=word/footnotes.xml><?xml version="1.0" encoding="utf-8"?>
-<w:footnotes xmlns:wpc="http://schemas.microsoft.com/office/word/2010/wordprocessingCanvas" xmlns:cx="http://schemas.microsoft.com/office/drawing/2014/chartex" xmlns:cx1="http://schemas.microsoft.com/office/drawing/2015/9/8/chartex" xmlns:cx2="http://schemas.microsoft.com/office/drawing/2015/10/21/chartex" xmlns:cx3="http://schemas.microsoft.com/office/drawing/2016/5/9/chartex" xmlns:cx4="http://schemas.microsoft.com/office/drawing/2016/5/10/chartex" xmlns:cx5="http://schemas.microsoft.com/office/drawing/2016/5/11/chartex" xmlns:cx6="http://schemas.microsoft.com/office/drawing/2016/5/12/chartex" xmlns:cx7="http://schemas.microsoft.com/office/drawing/2016/5/13/chartex" xmlns:cx8="http://schemas.microsoft.com/office/drawing/2016/5/14/chartex" xmlns:mc="http://schemas.openxmlformats.org/markup-compatibility/2006" xmlns:aink="http://schemas.microsoft.com/office/drawing/2016/ink" xmlns:am3d="http://schemas.microsoft.com/office/drawing/2017/model3d" xmlns:o="urn:schemas-microsoft-com:office:office" xmlns:oel="http://schemas.microsoft.com/office/2019/extlst" xmlns:r="http://schemas.openxmlformats.org/officeDocument/2006/relationships" xmlns:m="http://schemas.openxmlformats.org/officeDocument/2006/math" xmlns:v="urn:schemas-microsoft-com:vml" xmlns:wp14="http://schemas.microsoft.com/office/word/2010/wordprocessingDrawing" xmlns:wp="http://schemas.openxmlformats.org/drawingml/2006/wordprocessingDrawing" xmlns:w10="urn:schemas-microsoft-com:office:word" xmlns:w="http://schemas.openxmlformats.org/wordprocessingml/2006/main" xmlns:w14="http://schemas.microsoft.com/office/word/2010/wordml" xmlns:w15="http://schemas.microsoft.com/office/word/2012/wordml" xmlns:w16cex="http://schemas.microsoft.com/office/word/2018/wordml/cex" xmlns:w16cid="http://schemas.microsoft.com/office/word/2016/wordml/cid" xmlns:w16="http://schemas.microsoft.com/office/word/2018/wordml" xmlns:w16du="http://schemas.microsoft.com/office/word/2023/wordml/word16du" xmlns:w16sdtdh="http://schemas.microsoft.com/office/word/2020/wordml/sdtdatahash" xmlns:w16sdtfl="http://schemas.microsoft.com/office/word/2024/wordml/sdtformatlock" xmlns:w16se="http://schemas.microsoft.com/office/word/2015/wordml/symex" xmlns:wpg="http://schemas.microsoft.com/office/word/2010/wordprocessingGroup" xmlns:wpi="http://schemas.microsoft.com/office/word/2010/wordprocessingInk" xmlns:wne="http://schemas.microsoft.com/office/word/2006/wordml" xmlns:wps="http://schemas.microsoft.com/office/word/2010/wordprocessingShape" mc:Ignorable="w14 w15 w16se w16cid w16 w16cex w16sdtdh w16sdtfl w16du wp14">
+<w:footnotes xmlns:wpc="http://schemas.microsoft.com/office/word/2010/wordprocessingCanvas" xmlns:cx="http://schemas.microsoft.com/office/drawing/2014/chartex" xmlns:cx1="http://schemas.microsoft.com/office/drawing/2015/9/8/chartex" xmlns:cx2="http://schemas.microsoft.com/office/drawing/2015/10/21/chartex" xmlns:cx3="http://schemas.microsoft.com/office/drawing/2016/5/9/chartex" xmlns:cx4="http://schemas.microsoft.com/office/drawing/2016/5/10/chartex" xmlns:cx5="http://schemas.microsoft.com/office/drawing/2016/5/11/chartex" xmlns:cx6="http://schemas.microsoft.com/office/drawing/2016/5/12/chartex" xmlns:cx7="http://schemas.microsoft.com/office/drawing/2016/5/13/chartex" xmlns:cx8="http://schemas.microsoft.com/office/drawing/2016/5/14/chartex" xmlns:mc="http://schemas.openxmlformats.org/markup-compatibility/2006" xmlns:aink="http://schemas.microsoft.com/office/drawing/2016/ink" xmlns:am3d="http://schemas.microsoft.com/office/drawing/2017/model3d" xmlns:o="urn:schemas-microsoft-com:office:office" xmlns:oel="http://schemas.microsoft.com/office/2019/extlst" xmlns:r="http://schemas.openxmlformats.org/officeDocument/2006/relationships" xmlns:m="http://schemas.openxmlformats.org/officeDocument/2006/math" xmlns:v="urn:schemas-microsoft-com:vml" xmlns:wp14="http://schemas.microsoft.com/office/word/2010/wordprocessingDrawing" xmlns:wp="http://schemas.openxmlformats.org/drawingml/2006/wordprocessingDrawing" xmlns:w10="urn:schemas-microsoft-com:office:word" xmlns:w="http://schemas.openxmlformats.org/wordprocessingml/2006/main" xmlns:w14="http://schemas.microsoft.com/office/word/2010/wordml" xmlns:w15="http://schemas.microsoft.com/office/word/2012/wordml" xmlns:w16cex="http://schemas.microsoft.com/office/word/2018/wordml/cex" xmlns:w16cid="http://schemas.microsoft.com/office/word/2016/wordml/cid" xmlns:w16="http://schemas.microsoft.com/office/word/2018/wordml" xmlns:w16du="http://schemas.microsoft.com/office/word/2023/wordml/word16du" xmlns:w16sdtdh="http://schemas.microsoft.com/office/word/2020/wordml/sdtdatahash" xmlns:w16se="http://schemas.microsoft.com/office/word/2015/wordml/symex" xmlns:wpg="http://schemas.microsoft.com/office/word/2010/wordprocessingGroup" xmlns:wpi="http://schemas.microsoft.com/office/word/2010/wordprocessingInk" xmlns:wne="http://schemas.microsoft.com/office/word/2006/wordml" xmlns:wps="http://schemas.microsoft.com/office/word/2010/wordprocessingShape" mc:Ignorable="w14 w15 w16se w16cid w16 w16cex w16sdtdh w16du wp14">
   <w:footnote w:type="separator" w:id="-1">
     <w:p>
       <w:pPr>
@@ -3606,7 +3620,7 @@
 </file>
 
 <file path=word/header1.xml><?xml version="1.0" encoding="utf-8"?>
-<w:hdr xmlns:wpc="http://schemas.microsoft.com/office/word/2010/wordprocessingCanvas" xmlns:cx="http://schemas.microsoft.com/office/drawing/2014/chartex" xmlns:cx1="http://schemas.microsoft.com/office/drawing/2015/9/8/chartex" xmlns:cx2="http://schemas.microsoft.com/office/drawing/2015/10/21/chartex" xmlns:cx3="http://schemas.microsoft.com/office/drawing/2016/5/9/chartex" xmlns:cx4="http://schemas.microsoft.com/office/drawing/2016/5/10/chartex" xmlns:cx5="http://schemas.microsoft.com/office/drawing/2016/5/11/chartex" xmlns:cx6="http://schemas.microsoft.com/office/drawing/2016/5/12/chartex" xmlns:cx7="http://schemas.microsoft.com/office/drawing/2016/5/13/chartex" xmlns:cx8="http://schemas.microsoft.com/office/drawing/2016/5/14/chartex" xmlns:mc="http://schemas.openxmlformats.org/markup-compatibility/2006" xmlns:aink="http://schemas.microsoft.com/office/drawing/2016/ink" xmlns:am3d="http://schemas.microsoft.com/office/drawing/2017/model3d" xmlns:o="urn:schemas-microsoft-com:office:office" xmlns:oel="http://schemas.microsoft.com/office/2019/extlst" xmlns:r="http://schemas.openxmlformats.org/officeDocument/2006/relationships" xmlns:m="http://schemas.openxmlformats.org/officeDocument/2006/math" xmlns:v="urn:schemas-microsoft-com:vml" xmlns:wp14="http://schemas.microsoft.com/office/word/2010/wordprocessingDrawing" xmlns:wp="http://schemas.openxmlformats.org/drawingml/2006/wordprocessingDrawing" xmlns:w10="urn:schemas-microsoft-com:office:word" xmlns:w="http://schemas.openxmlformats.org/wordprocessingml/2006/main" xmlns:w14="http://schemas.microsoft.com/office/word/2010/wordml" xmlns:w15="http://schemas.microsoft.com/office/word/2012/wordml" xmlns:w16cex="http://schemas.microsoft.com/office/word/2018/wordml/cex" xmlns:w16cid="http://schemas.microsoft.com/office/word/2016/wordml/cid" xmlns:w16="http://schemas.microsoft.com/office/word/2018/wordml" xmlns:w16du="http://schemas.microsoft.com/office/word/2023/wordml/word16du" xmlns:w16sdtdh="http://schemas.microsoft.com/office/word/2020/wordml/sdtdatahash" xmlns:w16sdtfl="http://schemas.microsoft.com/office/word/2024/wordml/sdtformatlock" xmlns:w16se="http://schemas.microsoft.com/office/word/2015/wordml/symex" xmlns:wpg="http://schemas.microsoft.com/office/word/2010/wordprocessingGroup" xmlns:wpi="http://schemas.microsoft.com/office/word/2010/wordprocessingInk" xmlns:wne="http://schemas.microsoft.com/office/word/2006/wordml" xmlns:wps="http://schemas.microsoft.com/office/word/2010/wordprocessingShape" mc:Ignorable="w14 w15 w16se w16cid w16 w16cex w16sdtdh w16sdtfl w16du wp14">
+<w:hdr xmlns:wpc="http://schemas.microsoft.com/office/word/2010/wordprocessingCanvas" xmlns:cx="http://schemas.microsoft.com/office/drawing/2014/chartex" xmlns:cx1="http://schemas.microsoft.com/office/drawing/2015/9/8/chartex" xmlns:cx2="http://schemas.microsoft.com/office/drawing/2015/10/21/chartex" xmlns:cx3="http://schemas.microsoft.com/office/drawing/2016/5/9/chartex" xmlns:cx4="http://schemas.microsoft.com/office/drawing/2016/5/10/chartex" xmlns:cx5="http://schemas.microsoft.com/office/drawing/2016/5/11/chartex" xmlns:cx6="http://schemas.microsoft.com/office/drawing/2016/5/12/chartex" xmlns:cx7="http://schemas.microsoft.com/office/drawing/2016/5/13/chartex" xmlns:cx8="http://schemas.microsoft.com/office/drawing/2016/5/14/chartex" xmlns:mc="http://schemas.openxmlformats.org/markup-compatibility/2006" xmlns:aink="http://schemas.microsoft.com/office/drawing/2016/ink" xmlns:am3d="http://schemas.microsoft.com/office/drawing/2017/model3d" xmlns:o="urn:schemas-microsoft-com:office:office" xmlns:oel="http://schemas.microsoft.com/office/2019/extlst" xmlns:r="http://schemas.openxmlformats.org/officeDocument/2006/relationships" xmlns:m="http://schemas.openxmlformats.org/officeDocument/2006/math" xmlns:v="urn:schemas-microsoft-com:vml" xmlns:wp14="http://schemas.microsoft.com/office/word/2010/wordprocessingDrawing" xmlns:wp="http://schemas.openxmlformats.org/drawingml/2006/wordprocessingDrawing" xmlns:w10="urn:schemas-microsoft-com:office:word" xmlns:w="http://schemas.openxmlformats.org/wordprocessingml/2006/main" xmlns:w14="http://schemas.microsoft.com/office/word/2010/wordml" xmlns:w15="http://schemas.microsoft.com/office/word/2012/wordml" xmlns:w16cex="http://schemas.microsoft.com/office/word/2018/wordml/cex" xmlns:w16cid="http://schemas.microsoft.com/office/word/2016/wordml/cid" xmlns:w16="http://schemas.microsoft.com/office/word/2018/wordml" xmlns:w16du="http://schemas.microsoft.com/office/word/2023/wordml/word16du" xmlns:w16sdtdh="http://schemas.microsoft.com/office/word/2020/wordml/sdtdatahash" xmlns:w16se="http://schemas.microsoft.com/office/word/2015/wordml/symex" xmlns:wpg="http://schemas.microsoft.com/office/word/2010/wordprocessingGroup" xmlns:wpi="http://schemas.microsoft.com/office/word/2010/wordprocessingInk" xmlns:wne="http://schemas.microsoft.com/office/word/2006/wordml" xmlns:wps="http://schemas.microsoft.com/office/word/2010/wordprocessingShape" mc:Ignorable="w14 w15 w16se w16cid w16 w16cex w16sdtdh w16du wp14">
   <w:p>
     <w:pPr>
       <w:pStyle w:val="Header"/>
@@ -3616,7 +3630,7 @@
 </file>
 
 <file path=word/header2.xml><?xml version="1.0" encoding="utf-8"?>
-<w:hdr xmlns:wpc="http://schemas.microsoft.com/office/word/2010/wordprocessingCanvas" xmlns:cx="http://schemas.microsoft.com/office/drawing/2014/chartex" xmlns:cx1="http://schemas.microsoft.com/office/drawing/2015/9/8/chartex" xmlns:cx2="http://schemas.microsoft.com/office/drawing/2015/10/21/chartex" xmlns:cx3="http://schemas.microsoft.com/office/drawing/2016/5/9/chartex" xmlns:cx4="http://schemas.microsoft.com/office/drawing/2016/5/10/chartex" xmlns:cx5="http://schemas.microsoft.com/office/drawing/2016/5/11/chartex" xmlns:cx6="http://schemas.microsoft.com/office/drawing/2016/5/12/chartex" xmlns:cx7="http://schemas.microsoft.com/office/drawing/2016/5/13/chartex" xmlns:cx8="http://schemas.microsoft.com/office/drawing/2016/5/14/chartex" xmlns:mc="http://schemas.openxmlformats.org/markup-compatibility/2006" xmlns:aink="http://schemas.microsoft.com/office/drawing/2016/ink" xmlns:am3d="http://schemas.microsoft.com/office/drawing/2017/model3d" xmlns:o="urn:schemas-microsoft-com:office:office" xmlns:oel="http://schemas.microsoft.com/office/2019/extlst" xmlns:r="http://schemas.openxmlformats.org/officeDocument/2006/relationships" xmlns:m="http://schemas.openxmlformats.org/officeDocument/2006/math" xmlns:v="urn:schemas-microsoft-com:vml" xmlns:wp14="http://schemas.microsoft.com/office/word/2010/wordprocessingDrawing" xmlns:wp="http://schemas.openxmlformats.org/drawingml/2006/wordprocessingDrawing" xmlns:w10="urn:schemas-microsoft-com:office:word" xmlns:w="http://schemas.openxmlformats.org/wordprocessingml/2006/main" xmlns:w14="http://schemas.microsoft.com/office/word/2010/wordml" xmlns:w15="http://schemas.microsoft.com/office/word/2012/wordml" xmlns:w16cex="http://schemas.microsoft.com/office/word/2018/wordml/cex" xmlns:w16cid="http://schemas.microsoft.com/office/word/2016/wordml/cid" xmlns:w16="http://schemas.microsoft.com/office/word/2018/wordml" xmlns:w16du="http://schemas.microsoft.com/office/word/2023/wordml/word16du" xmlns:w16sdtdh="http://schemas.microsoft.com/office/word/2020/wordml/sdtdatahash" xmlns:w16sdtfl="http://schemas.microsoft.com/office/word/2024/wordml/sdtformatlock" xmlns:w16se="http://schemas.microsoft.com/office/word/2015/wordml/symex" xmlns:wpg="http://schemas.microsoft.com/office/word/2010/wordprocessingGroup" xmlns:wpi="http://schemas.microsoft.com/office/word/2010/wordprocessingInk" xmlns:wne="http://schemas.microsoft.com/office/word/2006/wordml" xmlns:wps="http://schemas.microsoft.com/office/word/2010/wordprocessingShape" mc:Ignorable="w14 w15 w16se w16cid w16 w16cex w16sdtdh w16sdtfl w16du wp14">
+<w:hdr xmlns:wpc="http://schemas.microsoft.com/office/word/2010/wordprocessingCanvas" xmlns:cx="http://schemas.microsoft.com/office/drawing/2014/chartex" xmlns:cx1="http://schemas.microsoft.com/office/drawing/2015/9/8/chartex" xmlns:cx2="http://schemas.microsoft.com/office/drawing/2015/10/21/chartex" xmlns:cx3="http://schemas.microsoft.com/office/drawing/2016/5/9/chartex" xmlns:cx4="http://schemas.microsoft.com/office/drawing/2016/5/10/chartex" xmlns:cx5="http://schemas.microsoft.com/office/drawing/2016/5/11/chartex" xmlns:cx6="http://schemas.microsoft.com/office/drawing/2016/5/12/chartex" xmlns:cx7="http://schemas.microsoft.com/office/drawing/2016/5/13/chartex" xmlns:cx8="http://schemas.microsoft.com/office/drawing/2016/5/14/chartex" xmlns:mc="http://schemas.openxmlformats.org/markup-compatibility/2006" xmlns:aink="http://schemas.microsoft.com/office/drawing/2016/ink" xmlns:am3d="http://schemas.microsoft.com/office/drawing/2017/model3d" xmlns:o="urn:schemas-microsoft-com:office:office" xmlns:oel="http://schemas.microsoft.com/office/2019/extlst" xmlns:r="http://schemas.openxmlformats.org/officeDocument/2006/relationships" xmlns:m="http://schemas.openxmlformats.org/officeDocument/2006/math" xmlns:v="urn:schemas-microsoft-com:vml" xmlns:wp14="http://schemas.microsoft.com/office/word/2010/wordprocessingDrawing" xmlns:wp="http://schemas.openxmlformats.org/drawingml/2006/wordprocessingDrawing" xmlns:w10="urn:schemas-microsoft-com:office:word" xmlns:w="http://schemas.openxmlformats.org/wordprocessingml/2006/main" xmlns:w14="http://schemas.microsoft.com/office/word/2010/wordml" xmlns:w15="http://schemas.microsoft.com/office/word/2012/wordml" xmlns:w16cex="http://schemas.microsoft.com/office/word/2018/wordml/cex" xmlns:w16cid="http://schemas.microsoft.com/office/word/2016/wordml/cid" xmlns:w16="http://schemas.microsoft.com/office/word/2018/wordml" xmlns:w16du="http://schemas.microsoft.com/office/word/2023/wordml/word16du" xmlns:w16sdtdh="http://schemas.microsoft.com/office/word/2020/wordml/sdtdatahash" xmlns:w16se="http://schemas.microsoft.com/office/word/2015/wordml/symex" xmlns:wpg="http://schemas.microsoft.com/office/word/2010/wordprocessingGroup" xmlns:wpi="http://schemas.microsoft.com/office/word/2010/wordprocessingInk" xmlns:wne="http://schemas.microsoft.com/office/word/2006/wordml" xmlns:wps="http://schemas.microsoft.com/office/word/2010/wordprocessingShape" mc:Ignorable="w14 w15 w16se w16cid w16 w16cex w16sdtdh w16du wp14">
   <w:tbl>
     <w:tblPr>
       <w:tblStyle w:val="TableGrid"/>
@@ -3851,7 +3865,7 @@
 </file>
 
 <file path=word/header3.xml><?xml version="1.0" encoding="utf-8"?>
-<w:hdr xmlns:a="http://schemas.openxmlformats.org/drawingml/2006/main" xmlns:pic="http://schemas.openxmlformats.org/drawingml/2006/picture" xmlns:wpc="http://schemas.microsoft.com/office/word/2010/wordprocessingCanvas" xmlns:cx="http://schemas.microsoft.com/office/drawing/2014/chartex" xmlns:cx1="http://schemas.microsoft.com/office/drawing/2015/9/8/chartex" xmlns:cx2="http://schemas.microsoft.com/office/drawing/2015/10/21/chartex" xmlns:cx3="http://schemas.microsoft.com/office/drawing/2016/5/9/chartex" xmlns:cx4="http://schemas.microsoft.com/office/drawing/2016/5/10/chartex" xmlns:cx5="http://schemas.microsoft.com/office/drawing/2016/5/11/chartex" xmlns:cx6="http://schemas.microsoft.com/office/drawing/2016/5/12/chartex" xmlns:cx7="http://schemas.microsoft.com/office/drawing/2016/5/13/chartex" xmlns:cx8="http://schemas.microsoft.com/office/drawing/2016/5/14/chartex" xmlns:mc="http://schemas.openxmlformats.org/markup-compatibility/2006" xmlns:aink="http://schemas.microsoft.com/office/drawing/2016/ink" xmlns:am3d="http://schemas.microsoft.com/office/drawing/2017/model3d" xmlns:o="urn:schemas-microsoft-com:office:office" xmlns:oel="http://schemas.microsoft.com/office/2019/extlst" xmlns:r="http://schemas.openxmlformats.org/officeDocument/2006/relationships" xmlns:m="http://schemas.openxmlformats.org/officeDocument/2006/math" xmlns:v="urn:schemas-microsoft-com:vml" xmlns:wp14="http://schemas.microsoft.com/office/word/2010/wordprocessingDrawing" xmlns:wp="http://schemas.openxmlformats.org/drawingml/2006/wordprocessingDrawing" xmlns:w10="urn:schemas-microsoft-com:office:word" xmlns:w="http://schemas.openxmlformats.org/wordprocessingml/2006/main" xmlns:w14="http://schemas.microsoft.com/office/word/2010/wordml" xmlns:w15="http://schemas.microsoft.com/office/word/2012/wordml" xmlns:w16cex="http://schemas.microsoft.com/office/word/2018/wordml/cex" xmlns:w16cid="http://schemas.microsoft.com/office/word/2016/wordml/cid" xmlns:w16="http://schemas.microsoft.com/office/word/2018/wordml" xmlns:w16du="http://schemas.microsoft.com/office/word/2023/wordml/word16du" xmlns:w16sdtdh="http://schemas.microsoft.com/office/word/2020/wordml/sdtdatahash" xmlns:w16sdtfl="http://schemas.microsoft.com/office/word/2024/wordml/sdtformatlock" xmlns:w16se="http://schemas.microsoft.com/office/word/2015/wordml/symex" xmlns:wpg="http://schemas.microsoft.com/office/word/2010/wordprocessingGroup" xmlns:wpi="http://schemas.microsoft.com/office/word/2010/wordprocessingInk" xmlns:wne="http://schemas.microsoft.com/office/word/2006/wordml" xmlns:wps="http://schemas.microsoft.com/office/word/2010/wordprocessingShape" mc:Ignorable="w14 w15 w16se w16cid w16 w16cex w16sdtdh w16sdtfl w16du wp14">
+<w:hdr xmlns:a="http://schemas.openxmlformats.org/drawingml/2006/main" xmlns:pic="http://schemas.openxmlformats.org/drawingml/2006/picture" xmlns:wpc="http://schemas.microsoft.com/office/word/2010/wordprocessingCanvas" xmlns:cx="http://schemas.microsoft.com/office/drawing/2014/chartex" xmlns:cx1="http://schemas.microsoft.com/office/drawing/2015/9/8/chartex" xmlns:cx2="http://schemas.microsoft.com/office/drawing/2015/10/21/chartex" xmlns:cx3="http://schemas.microsoft.com/office/drawing/2016/5/9/chartex" xmlns:cx4="http://schemas.microsoft.com/office/drawing/2016/5/10/chartex" xmlns:cx5="http://schemas.microsoft.com/office/drawing/2016/5/11/chartex" xmlns:cx6="http://schemas.microsoft.com/office/drawing/2016/5/12/chartex" xmlns:cx7="http://schemas.microsoft.com/office/drawing/2016/5/13/chartex" xmlns:cx8="http://schemas.microsoft.com/office/drawing/2016/5/14/chartex" xmlns:mc="http://schemas.openxmlformats.org/markup-compatibility/2006" xmlns:aink="http://schemas.microsoft.com/office/drawing/2016/ink" xmlns:am3d="http://schemas.microsoft.com/office/drawing/2017/model3d" xmlns:o="urn:schemas-microsoft-com:office:office" xmlns:oel="http://schemas.microsoft.com/office/2019/extlst" xmlns:r="http://schemas.openxmlformats.org/officeDocument/2006/relationships" xmlns:m="http://schemas.openxmlformats.org/officeDocument/2006/math" xmlns:v="urn:schemas-microsoft-com:vml" xmlns:wp14="http://schemas.microsoft.com/office/word/2010/wordprocessingDrawing" xmlns:wp="http://schemas.openxmlformats.org/drawingml/2006/wordprocessingDrawing" xmlns:w10="urn:schemas-microsoft-com:office:word" xmlns:w="http://schemas.openxmlformats.org/wordprocessingml/2006/main" xmlns:w14="http://schemas.microsoft.com/office/word/2010/wordml" xmlns:w15="http://schemas.microsoft.com/office/word/2012/wordml" xmlns:w16cex="http://schemas.microsoft.com/office/word/2018/wordml/cex" xmlns:w16cid="http://schemas.microsoft.com/office/word/2016/wordml/cid" xmlns:w16="http://schemas.microsoft.com/office/word/2018/wordml" xmlns:w16du="http://schemas.microsoft.com/office/word/2023/wordml/word16du" xmlns:w16sdtdh="http://schemas.microsoft.com/office/word/2020/wordml/sdtdatahash" xmlns:w16se="http://schemas.microsoft.com/office/word/2015/wordml/symex" xmlns:wpg="http://schemas.microsoft.com/office/word/2010/wordprocessingGroup" xmlns:wpi="http://schemas.microsoft.com/office/word/2010/wordprocessingInk" xmlns:wne="http://schemas.microsoft.com/office/word/2006/wordml" xmlns:wps="http://schemas.microsoft.com/office/word/2010/wordprocessingShape" mc:Ignorable="w14 w15 w16se w16cid w16 w16cex w16sdtdh w16du wp14">
   <w:tbl>
     <w:tblPr>
       <w:tblStyle w:val="TableGrid"/>
@@ -4112,7 +4126,7 @@
 </file>
 
 <file path=word/styles.xml><?xml version="1.0" encoding="utf-8"?>
-<w:styles xmlns:mc="http://schemas.openxmlformats.org/markup-compatibility/2006" xmlns:r="http://schemas.openxmlformats.org/officeDocument/2006/relationships" xmlns:w="http://schemas.openxmlformats.org/wordprocessingml/2006/main" xmlns:w14="http://schemas.microsoft.com/office/word/2010/wordml" xmlns:w15="http://schemas.microsoft.com/office/word/2012/wordml" xmlns:w16cex="http://schemas.microsoft.com/office/word/2018/wordml/cex" xmlns:w16cid="http://schemas.microsoft.com/office/word/2016/wordml/cid" xmlns:w16="http://schemas.microsoft.com/office/word/2018/wordml" xmlns:w16du="http://schemas.microsoft.com/office/word/2023/wordml/word16du" xmlns:w16sdtdh="http://schemas.microsoft.com/office/word/2020/wordml/sdtdatahash" xmlns:w16sdtfl="http://schemas.microsoft.com/office/word/2024/wordml/sdtformatlock" xmlns:w16se="http://schemas.microsoft.com/office/word/2015/wordml/symex" mc:Ignorable="w14 w15 w16se w16cid w16 w16cex w16sdtdh w16sdtfl w16du">
+<w:styles xmlns:mc="http://schemas.openxmlformats.org/markup-compatibility/2006" xmlns:r="http://schemas.openxmlformats.org/officeDocument/2006/relationships" xmlns:w="http://schemas.openxmlformats.org/wordprocessingml/2006/main" xmlns:w14="http://schemas.microsoft.com/office/word/2010/wordml" xmlns:w15="http://schemas.microsoft.com/office/word/2012/wordml" xmlns:w16cex="http://schemas.microsoft.com/office/word/2018/wordml/cex" xmlns:w16cid="http://schemas.microsoft.com/office/word/2016/wordml/cid" xmlns:w16="http://schemas.microsoft.com/office/word/2018/wordml" xmlns:w16du="http://schemas.microsoft.com/office/word/2023/wordml/word16du" xmlns:w16sdtdh="http://schemas.microsoft.com/office/word/2020/wordml/sdtdatahash" xmlns:w16se="http://schemas.microsoft.com/office/word/2015/wordml/symex" mc:Ignorable="w14 w15 w16se w16cid w16 w16cex w16sdtdh w16du">
   <w:docDefaults>
     <w:rPrDefault>
       <w:rPr>
@@ -4893,14 +4907,15 @@
     <w:basedOn w:val="Normal"/>
     <w:link w:val="RightAllignedChar"/>
     <w:qFormat/>
-    <w:rsid w:val="00214061"/>
+    <w:rsid w:val="00464C1F"/>
     <w:pPr>
       <w:spacing w:after="0"/>
       <w:jc w:val="right"/>
     </w:pPr>
     <w:rPr>
-      <w:rFonts w:eastAsiaTheme="minorEastAsia" w:cs="Segoe UI"/>
+      <w:rFonts w:ascii="Segoe UI" w:eastAsiaTheme="minorEastAsia" w:hAnsi="Segoe UI" w:cs="Segoe UI"/>
       <w:iCs/>
+      <w:sz w:val="16"/>
       <w:szCs w:val="14"/>
     </w:rPr>
   </w:style>
@@ -4908,10 +4923,11 @@
     <w:name w:val="RightAlligned Char"/>
     <w:basedOn w:val="DefaultParagraphFont"/>
     <w:link w:val="RightAlligned"/>
-    <w:rsid w:val="00214061"/>
+    <w:rsid w:val="00464C1F"/>
     <w:rPr>
-      <w:rFonts w:eastAsiaTheme="minorEastAsia" w:cs="Segoe UI"/>
+      <w:rFonts w:ascii="Segoe UI" w:eastAsiaTheme="minorEastAsia" w:hAnsi="Segoe UI" w:cs="Segoe UI"/>
       <w:iCs/>
+      <w:sz w:val="16"/>
       <w:szCs w:val="14"/>
     </w:rPr>
   </w:style>
@@ -4919,7 +4935,7 @@
 </file>
 
 <file path=word/glossary/document.xml><?xml version="1.0" encoding="utf-8"?>
-<w:glossaryDocument xmlns:wpc="http://schemas.microsoft.com/office/word/2010/wordprocessingCanvas" xmlns:cx="http://schemas.microsoft.com/office/drawing/2014/chartex" xmlns:cx1="http://schemas.microsoft.com/office/drawing/2015/9/8/chartex" xmlns:cx2="http://schemas.microsoft.com/office/drawing/2015/10/21/chartex" xmlns:cx3="http://schemas.microsoft.com/office/drawing/2016/5/9/chartex" xmlns:cx4="http://schemas.microsoft.com/office/drawing/2016/5/10/chartex" xmlns:cx5="http://schemas.microsoft.com/office/drawing/2016/5/11/chartex" xmlns:cx6="http://schemas.microsoft.com/office/drawing/2016/5/12/chartex" xmlns:cx7="http://schemas.microsoft.com/office/drawing/2016/5/13/chartex" xmlns:cx8="http://schemas.microsoft.com/office/drawing/2016/5/14/chartex" xmlns:mc="http://schemas.openxmlformats.org/markup-compatibility/2006" xmlns:aink="http://schemas.microsoft.com/office/drawing/2016/ink" xmlns:am3d="http://schemas.microsoft.com/office/drawing/2017/model3d" xmlns:o="urn:schemas-microsoft-com:office:office" xmlns:oel="http://schemas.microsoft.com/office/2019/extlst" xmlns:r="http://schemas.openxmlformats.org/officeDocument/2006/relationships" xmlns:m="http://schemas.openxmlformats.org/officeDocument/2006/math" xmlns:v="urn:schemas-microsoft-com:vml" xmlns:wp14="http://schemas.microsoft.com/office/word/2010/wordprocessingDrawing" xmlns:wp="http://schemas.openxmlformats.org/drawingml/2006/wordprocessingDrawing" xmlns:w10="urn:schemas-microsoft-com:office:word" xmlns:w="http://schemas.openxmlformats.org/wordprocessingml/2006/main" xmlns:w14="http://schemas.microsoft.com/office/word/2010/wordml" xmlns:w15="http://schemas.microsoft.com/office/word/2012/wordml" xmlns:w16cex="http://schemas.microsoft.com/office/word/2018/wordml/cex" xmlns:w16cid="http://schemas.microsoft.com/office/word/2016/wordml/cid" xmlns:w16="http://schemas.microsoft.com/office/word/2018/wordml" xmlns:w16du="http://schemas.microsoft.com/office/word/2023/wordml/word16du" xmlns:w16sdtdh="http://schemas.microsoft.com/office/word/2020/wordml/sdtdatahash" xmlns:w16sdtfl="http://schemas.microsoft.com/office/word/2024/wordml/sdtformatlock" xmlns:w16se="http://schemas.microsoft.com/office/word/2015/wordml/symex" xmlns:wpg="http://schemas.microsoft.com/office/word/2010/wordprocessingGroup" xmlns:wpi="http://schemas.microsoft.com/office/word/2010/wordprocessingInk" xmlns:wne="http://schemas.microsoft.com/office/word/2006/wordml" xmlns:wps="http://schemas.microsoft.com/office/word/2010/wordprocessingShape" mc:Ignorable="w14 w15 w16se w16cid w16 w16cex w16sdtdh w16sdtfl w16du wp14">
+<w:glossaryDocument xmlns:wpc="http://schemas.microsoft.com/office/word/2010/wordprocessingCanvas" xmlns:cx="http://schemas.microsoft.com/office/drawing/2014/chartex" xmlns:cx1="http://schemas.microsoft.com/office/drawing/2015/9/8/chartex" xmlns:cx2="http://schemas.microsoft.com/office/drawing/2015/10/21/chartex" xmlns:cx3="http://schemas.microsoft.com/office/drawing/2016/5/9/chartex" xmlns:cx4="http://schemas.microsoft.com/office/drawing/2016/5/10/chartex" xmlns:cx5="http://schemas.microsoft.com/office/drawing/2016/5/11/chartex" xmlns:cx6="http://schemas.microsoft.com/office/drawing/2016/5/12/chartex" xmlns:cx7="http://schemas.microsoft.com/office/drawing/2016/5/13/chartex" xmlns:cx8="http://schemas.microsoft.com/office/drawing/2016/5/14/chartex" xmlns:mc="http://schemas.openxmlformats.org/markup-compatibility/2006" xmlns:aink="http://schemas.microsoft.com/office/drawing/2016/ink" xmlns:am3d="http://schemas.microsoft.com/office/drawing/2017/model3d" xmlns:o="urn:schemas-microsoft-com:office:office" xmlns:oel="http://schemas.microsoft.com/office/2019/extlst" xmlns:r="http://schemas.openxmlformats.org/officeDocument/2006/relationships" xmlns:m="http://schemas.openxmlformats.org/officeDocument/2006/math" xmlns:v="urn:schemas-microsoft-com:vml" xmlns:wp14="http://schemas.microsoft.com/office/word/2010/wordprocessingDrawing" xmlns:wp="http://schemas.openxmlformats.org/drawingml/2006/wordprocessingDrawing" xmlns:w10="urn:schemas-microsoft-com:office:word" xmlns:w="http://schemas.openxmlformats.org/wordprocessingml/2006/main" xmlns:w14="http://schemas.microsoft.com/office/word/2010/wordml" xmlns:w15="http://schemas.microsoft.com/office/word/2012/wordml" xmlns:w16cex="http://schemas.microsoft.com/office/word/2018/wordml/cex" xmlns:w16cid="http://schemas.microsoft.com/office/word/2016/wordml/cid" xmlns:w16="http://schemas.microsoft.com/office/word/2018/wordml" xmlns:w16du="http://schemas.microsoft.com/office/word/2023/wordml/word16du" xmlns:w16sdtdh="http://schemas.microsoft.com/office/word/2020/wordml/sdtdatahash" xmlns:w16se="http://schemas.microsoft.com/office/word/2015/wordml/symex" xmlns:wpg="http://schemas.microsoft.com/office/word/2010/wordprocessingGroup" xmlns:wpi="http://schemas.microsoft.com/office/word/2010/wordprocessingInk" xmlns:wne="http://schemas.microsoft.com/office/word/2006/wordml" xmlns:wps="http://schemas.microsoft.com/office/word/2010/wordprocessingShape" mc:Ignorable="w14 w15 w16se w16cid w16 w16cex w16sdtdh w16du wp14">
   <w:docParts>
     <w:docPart>
       <w:docPartPr>
@@ -6138,7 +6154,7 @@
 </file>
 
 <file path=word/glossary/fontTable.xml><?xml version="1.0" encoding="utf-8"?>
-<w:fonts xmlns:mc="http://schemas.openxmlformats.org/markup-compatibility/2006" xmlns:r="http://schemas.openxmlformats.org/officeDocument/2006/relationships" xmlns:w="http://schemas.openxmlformats.org/wordprocessingml/2006/main" xmlns:w14="http://schemas.microsoft.com/office/word/2010/wordml" xmlns:w15="http://schemas.microsoft.com/office/word/2012/wordml" xmlns:w16cex="http://schemas.microsoft.com/office/word/2018/wordml/cex" xmlns:w16cid="http://schemas.microsoft.com/office/word/2016/wordml/cid" xmlns:w16="http://schemas.microsoft.com/office/word/2018/wordml" xmlns:w16du="http://schemas.microsoft.com/office/word/2023/wordml/word16du" xmlns:w16sdtdh="http://schemas.microsoft.com/office/word/2020/wordml/sdtdatahash" xmlns:w16sdtfl="http://schemas.microsoft.com/office/word/2024/wordml/sdtformatlock" xmlns:w16se="http://schemas.microsoft.com/office/word/2015/wordml/symex" mc:Ignorable="w14 w15 w16se w16cid w16 w16cex w16sdtdh w16sdtfl w16du">
+<w:fonts xmlns:mc="http://schemas.openxmlformats.org/markup-compatibility/2006" xmlns:r="http://schemas.openxmlformats.org/officeDocument/2006/relationships" xmlns:w="http://schemas.openxmlformats.org/wordprocessingml/2006/main" xmlns:w14="http://schemas.microsoft.com/office/word/2010/wordml" xmlns:w15="http://schemas.microsoft.com/office/word/2012/wordml" xmlns:w16cex="http://schemas.microsoft.com/office/word/2018/wordml/cex" xmlns:w16cid="http://schemas.microsoft.com/office/word/2016/wordml/cid" xmlns:w16="http://schemas.microsoft.com/office/word/2018/wordml" xmlns:w16du="http://schemas.microsoft.com/office/word/2023/wordml/word16du" xmlns:w16sdtdh="http://schemas.microsoft.com/office/word/2020/wordml/sdtdatahash" xmlns:w16se="http://schemas.microsoft.com/office/word/2015/wordml/symex" mc:Ignorable="w14 w15 w16se w16cid w16 w16cex w16sdtdh w16du">
   <w:font w:name="Calibri">
     <w:panose1 w:val="020F0502020204030204"/>
     <w:charset w:val="00"/>
@@ -6183,7 +6199,7 @@
 </file>
 
 <file path=word/glossary/settings.xml><?xml version="1.0" encoding="utf-8"?>
-<w:settings xmlns:mc="http://schemas.openxmlformats.org/markup-compatibility/2006" xmlns:o="urn:schemas-microsoft-com:office:office" xmlns:r="http://schemas.openxmlformats.org/officeDocument/2006/relationships" xmlns:m="http://schemas.openxmlformats.org/officeDocument/2006/math" xmlns:v="urn:schemas-microsoft-com:vml" xmlns:w10="urn:schemas-microsoft-com:office:word" xmlns:w="http://schemas.openxmlformats.org/wordprocessingml/2006/main" xmlns:w14="http://schemas.microsoft.com/office/word/2010/wordml" xmlns:w15="http://schemas.microsoft.com/office/word/2012/wordml" xmlns:w16cex="http://schemas.microsoft.com/office/word/2018/wordml/cex" xmlns:w16cid="http://schemas.microsoft.com/office/word/2016/wordml/cid" xmlns:w16="http://schemas.microsoft.com/office/word/2018/wordml" xmlns:w16du="http://schemas.microsoft.com/office/word/2023/wordml/word16du" xmlns:w16sdtdh="http://schemas.microsoft.com/office/word/2020/wordml/sdtdatahash" xmlns:w16sdtfl="http://schemas.microsoft.com/office/word/2024/wordml/sdtformatlock" xmlns:w16se="http://schemas.microsoft.com/office/word/2015/wordml/symex" xmlns:sl="http://schemas.openxmlformats.org/schemaLibrary/2006/main" mc:Ignorable="w14 w15 w16se w16cid w16 w16cex w16sdtdh w16sdtfl w16du">
+<w:settings xmlns:mc="http://schemas.openxmlformats.org/markup-compatibility/2006" xmlns:o="urn:schemas-microsoft-com:office:office" xmlns:r="http://schemas.openxmlformats.org/officeDocument/2006/relationships" xmlns:m="http://schemas.openxmlformats.org/officeDocument/2006/math" xmlns:v="urn:schemas-microsoft-com:vml" xmlns:w10="urn:schemas-microsoft-com:office:word" xmlns:w="http://schemas.openxmlformats.org/wordprocessingml/2006/main" xmlns:w14="http://schemas.microsoft.com/office/word/2010/wordml" xmlns:w15="http://schemas.microsoft.com/office/word/2012/wordml" xmlns:w16cex="http://schemas.microsoft.com/office/word/2018/wordml/cex" xmlns:w16cid="http://schemas.microsoft.com/office/word/2016/wordml/cid" xmlns:w16="http://schemas.microsoft.com/office/word/2018/wordml" xmlns:w16du="http://schemas.microsoft.com/office/word/2023/wordml/word16du" xmlns:w16sdtdh="http://schemas.microsoft.com/office/word/2020/wordml/sdtdatahash" xmlns:w16se="http://schemas.microsoft.com/office/word/2015/wordml/symex" xmlns:sl="http://schemas.openxmlformats.org/schemaLibrary/2006/main" mc:Ignorable="w14 w15 w16se w16cid w16 w16cex w16sdtdh w16du">
   <w:view w:val="normal"/>
   <w:defaultTabStop w:val="720"/>
   <w:hyphenationZone w:val="425"/>
@@ -6199,50 +6215,34 @@
   </w:compat>
   <w:rsids>
     <w:rsidRoot w:val="00D05ADC"/>
-    <w:rsid w:val="00000E11"/>
     <w:rsid w:val="00067DE3"/>
     <w:rsid w:val="00073A23"/>
     <w:rsid w:val="000741E0"/>
     <w:rsid w:val="001732FF"/>
     <w:rsid w:val="001C2921"/>
     <w:rsid w:val="00255395"/>
-    <w:rsid w:val="002650B8"/>
     <w:rsid w:val="00281485"/>
-    <w:rsid w:val="002D7C5F"/>
-    <w:rsid w:val="00302001"/>
     <w:rsid w:val="003037AA"/>
-    <w:rsid w:val="0030545F"/>
     <w:rsid w:val="003256EB"/>
     <w:rsid w:val="003370D1"/>
     <w:rsid w:val="003B6563"/>
-    <w:rsid w:val="003B7B6F"/>
-    <w:rsid w:val="003E2ADB"/>
     <w:rsid w:val="004923AD"/>
     <w:rsid w:val="00543001"/>
     <w:rsid w:val="00580879"/>
-    <w:rsid w:val="0059719A"/>
-    <w:rsid w:val="00600E70"/>
     <w:rsid w:val="00747F0A"/>
     <w:rsid w:val="007768B9"/>
-    <w:rsid w:val="00807F8A"/>
     <w:rsid w:val="0088065E"/>
-    <w:rsid w:val="008934BE"/>
     <w:rsid w:val="008A38B0"/>
     <w:rsid w:val="008C0479"/>
     <w:rsid w:val="008E73D7"/>
     <w:rsid w:val="00901D68"/>
     <w:rsid w:val="00930259"/>
     <w:rsid w:val="009403AB"/>
-    <w:rsid w:val="0099000F"/>
-    <w:rsid w:val="0099345A"/>
     <w:rsid w:val="009F2D1F"/>
     <w:rsid w:val="00A97C90"/>
     <w:rsid w:val="00AD0496"/>
     <w:rsid w:val="00B56AF6"/>
-    <w:rsid w:val="00BC7622"/>
     <w:rsid w:val="00BF4F58"/>
-    <w:rsid w:val="00C55D7B"/>
-    <w:rsid w:val="00C75975"/>
     <w:rsid w:val="00D045EA"/>
     <w:rsid w:val="00D05ADC"/>
     <w:rsid w:val="00D72C86"/>
@@ -6253,7 +6253,6 @@
     <w:rsid w:val="00EB35ED"/>
     <w:rsid w:val="00EC1642"/>
     <w:rsid w:val="00F05179"/>
-    <w:rsid w:val="00F602DA"/>
     <w:rsid w:val="00F85B53"/>
     <w:rsid w:val="00F86650"/>
   </w:rsids>
@@ -6279,7 +6278,7 @@
 </file>
 
 <file path=word/glossary/styles.xml><?xml version="1.0" encoding="utf-8"?>
-<w:styles xmlns:mc="http://schemas.openxmlformats.org/markup-compatibility/2006" xmlns:r="http://schemas.openxmlformats.org/officeDocument/2006/relationships" xmlns:w="http://schemas.openxmlformats.org/wordprocessingml/2006/main" xmlns:w14="http://schemas.microsoft.com/office/word/2010/wordml" xmlns:w15="http://schemas.microsoft.com/office/word/2012/wordml" xmlns:w16cex="http://schemas.microsoft.com/office/word/2018/wordml/cex" xmlns:w16cid="http://schemas.microsoft.com/office/word/2016/wordml/cid" xmlns:w16="http://schemas.microsoft.com/office/word/2018/wordml" xmlns:w16du="http://schemas.microsoft.com/office/word/2023/wordml/word16du" xmlns:w16sdtdh="http://schemas.microsoft.com/office/word/2020/wordml/sdtdatahash" xmlns:w16sdtfl="http://schemas.microsoft.com/office/word/2024/wordml/sdtformatlock" xmlns:w16se="http://schemas.microsoft.com/office/word/2015/wordml/symex" mc:Ignorable="w14 w15 w16se w16cid w16 w16cex w16sdtdh w16sdtfl w16du">
+<w:styles xmlns:mc="http://schemas.openxmlformats.org/markup-compatibility/2006" xmlns:r="http://schemas.openxmlformats.org/officeDocument/2006/relationships" xmlns:w="http://schemas.openxmlformats.org/wordprocessingml/2006/main" xmlns:w14="http://schemas.microsoft.com/office/word/2010/wordml" xmlns:w15="http://schemas.microsoft.com/office/word/2012/wordml" xmlns:w16cex="http://schemas.microsoft.com/office/word/2018/wordml/cex" xmlns:w16cid="http://schemas.microsoft.com/office/word/2016/wordml/cid" xmlns:w16="http://schemas.microsoft.com/office/word/2018/wordml" xmlns:w16du="http://schemas.microsoft.com/office/word/2023/wordml/word16du" xmlns:w16sdtdh="http://schemas.microsoft.com/office/word/2020/wordml/sdtdatahash" xmlns:w16se="http://schemas.microsoft.com/office/word/2015/wordml/symex" mc:Ignorable="w14 w15 w16se w16cid w16 w16cex w16sdtdh w16du">
   <w:docDefaults>
     <w:rPrDefault>
       <w:rPr>
@@ -6709,7 +6708,7 @@
     <w:basedOn w:val="DefaultParagraphFont"/>
     <w:uiPriority w:val="99"/>
     <w:semiHidden/>
-    <w:rsid w:val="003E2ADB"/>
+    <w:rsid w:val="0088065E"/>
     <w:rPr>
       <w:color w:val="808080"/>
     </w:rPr>
@@ -7184,81 +7183,11 @@
       <w14:ligatures w14:val="standardContextual"/>
     </w:rPr>
   </w:style>
-  <w:style w:type="paragraph" w:customStyle="1" w:styleId="6A3508203EA84654B0D9C1CD3FE7FD53">
-    <w:name w:val="6A3508203EA84654B0D9C1CD3FE7FD53"/>
-    <w:rsid w:val="003E2ADB"/>
-    <w:pPr>
-      <w:spacing w:line="278" w:lineRule="auto"/>
-    </w:pPr>
-    <w:rPr>
-      <w:kern w:val="2"/>
-      <w:sz w:val="24"/>
-      <w:szCs w:val="24"/>
-      <w:lang w:val="sr-Latn-RS" w:eastAsia="sr-Latn-RS"/>
-      <w14:ligatures w14:val="standardContextual"/>
-    </w:rPr>
-  </w:style>
-  <w:style w:type="paragraph" w:customStyle="1" w:styleId="2D37153EFADB4151A3A232D310737347">
-    <w:name w:val="2D37153EFADB4151A3A232D310737347"/>
-    <w:rsid w:val="003E2ADB"/>
-    <w:pPr>
-      <w:spacing w:line="278" w:lineRule="auto"/>
-    </w:pPr>
-    <w:rPr>
-      <w:kern w:val="2"/>
-      <w:sz w:val="24"/>
-      <w:szCs w:val="24"/>
-      <w:lang w:val="sr-Latn-RS" w:eastAsia="sr-Latn-RS"/>
-      <w14:ligatures w14:val="standardContextual"/>
-    </w:rPr>
-  </w:style>
-  <w:style w:type="paragraph" w:customStyle="1" w:styleId="A8C28EC104894463AC555A1FC6B91AC2">
-    <w:name w:val="A8C28EC104894463AC555A1FC6B91AC2"/>
-    <w:rsid w:val="003E2ADB"/>
-    <w:pPr>
-      <w:spacing w:line="278" w:lineRule="auto"/>
-    </w:pPr>
-    <w:rPr>
-      <w:kern w:val="2"/>
-      <w:sz w:val="24"/>
-      <w:szCs w:val="24"/>
-      <w:lang w:val="sr-Latn-RS" w:eastAsia="sr-Latn-RS"/>
-      <w14:ligatures w14:val="standardContextual"/>
-    </w:rPr>
-  </w:style>
-  <w:style w:type="paragraph" w:customStyle="1" w:styleId="18509B632C9247C5A42EF5DB5E062AE0">
-    <w:name w:val="18509B632C9247C5A42EF5DB5E062AE0"/>
-    <w:rsid w:val="003E2ADB"/>
-    <w:pPr>
-      <w:spacing w:line="278" w:lineRule="auto"/>
-    </w:pPr>
-    <w:rPr>
-      <w:kern w:val="2"/>
-      <w:sz w:val="24"/>
-      <w:szCs w:val="24"/>
-      <w:lang w:val="sr-Latn-RS" w:eastAsia="sr-Latn-RS"/>
-      <w14:ligatures w14:val="standardContextual"/>
-    </w:rPr>
-  </w:style>
-  <w:style w:type="paragraph" w:customStyle="1" w:styleId="F572D528F6BE4D87BF7B3EF40DFE4826">
-    <w:name w:val="F572D528F6BE4D87BF7B3EF40DFE4826"/>
-    <w:rsid w:val="003E2ADB"/>
-    <w:pPr>
-      <w:spacing w:line="278" w:lineRule="auto"/>
-    </w:pPr>
-    <w:rPr>
-      <w:kern w:val="2"/>
-      <w:sz w:val="24"/>
-      <w:szCs w:val="24"/>
-      <w:lang w:val="sr-Latn-RS" w:eastAsia="sr-Latn-RS"/>
-      <w14:ligatures w14:val="standardContextual"/>
-    </w:rPr>
-  </w:style>
 </w:styles>
 </file>
 
 <file path=word/glossary/webSettings.xml><?xml version="1.0" encoding="utf-8"?>
-<w:webSettings xmlns:mc="http://schemas.openxmlformats.org/markup-compatibility/2006" xmlns:r="http://schemas.openxmlformats.org/officeDocument/2006/relationships" xmlns:w="http://schemas.openxmlformats.org/wordprocessingml/2006/main" xmlns:w14="http://schemas.microsoft.com/office/word/2010/wordml" xmlns:w15="http://schemas.microsoft.com/office/word/2012/wordml" xmlns:w16cex="http://schemas.microsoft.com/office/word/2018/wordml/cex" xmlns:w16cid="http://schemas.microsoft.com/office/word/2016/wordml/cid" xmlns:w16="http://schemas.microsoft.com/office/word/2018/wordml" xmlns:w16du="http://schemas.microsoft.com/office/word/2023/wordml/word16du" xmlns:w16sdtdh="http://schemas.microsoft.com/office/word/2020/wordml/sdtdatahash" xmlns:w16sdtfl="http://schemas.microsoft.com/office/word/2024/wordml/sdtformatlock" xmlns:w16se="http://schemas.microsoft.com/office/word/2015/wordml/symex" mc:Ignorable="w14 w15 w16se w16cid w16 w16cex w16sdtdh w16sdtfl w16du">
+<w:webSettings xmlns:mc="http://schemas.openxmlformats.org/markup-compatibility/2006" xmlns:r="http://schemas.openxmlformats.org/officeDocument/2006/relationships" xmlns:w="http://schemas.openxmlformats.org/wordprocessingml/2006/main" xmlns:w14="http://schemas.microsoft.com/office/word/2010/wordml" xmlns:w15="http://schemas.microsoft.com/office/word/2012/wordml" xmlns:w16cex="http://schemas.microsoft.com/office/word/2018/wordml/cex" xmlns:w16cid="http://schemas.microsoft.com/office/word/2016/wordml/cid" xmlns:w16="http://schemas.microsoft.com/office/word/2018/wordml" xmlns:w16du="http://schemas.microsoft.com/office/word/2023/wordml/word16du" xmlns:w16sdtdh="http://schemas.microsoft.com/office/word/2020/wordml/sdtdatahash" xmlns:w16se="http://schemas.microsoft.com/office/word/2015/wordml/symex" mc:Ignorable="w14 w15 w16se w16cid w16 w16cex w16sdtdh w16du">
   <w:optimizeForBrowser/>
   <w:allowPNG/>
 </w:webSettings>
@@ -7525,7 +7454,13 @@
 </a:theme>
 </file>
 
-<file path=customXml/item1.xml>��< ? x m l   v e r s i o n = " 1 . 0 "   e n c o d i n g = " u t f - 1 6 " ? > < N a v W o r d R e p o r t X m l P a r t   x m l n s = " u r n : m i c r o s o f t - d y n a m i c s - n a v / r e p o r t s / S t a n d a r d _ S a l e s _ O r d e r _ C o n f / 1 3 0 5 / " > +<file path=customXml/item1.xml><?xml version="1.0" encoding="utf-8"?>
+<b:Sources xmlns:b="http://schemas.openxmlformats.org/officeDocument/2006/bibliography" xmlns="http://schemas.openxmlformats.org/officeDocument/2006/bibliography" SelectedStyle="\APASixthEditionOfficeOnline.xsl" StyleName="APA" Version="6"/>
+</file>
+
+<file path=customXml/item2.xml>��< ? x m l   v e r s i o n = " 1 . 0 "   e n c o d i n g = " u t f - 1 6 " ? > + 
+ < N a v W o r d R e p o r t X m l P a r t   x m l n s = " u r n : m i c r o s o f t - d y n a m i c s - n a v / r e p o r t s / S t a n d a r d _ S a l e s _ O r d e r _ C o n f / 1 3 0 5 / " >   
      < B C R e p o r t I n f o r m a t i o n >   
@@ -8108,22 +8043,18 @@
  < / N a v W o r d R e p o r t X m l P a r t > 
 </file>
 
-<file path=customXml/item2.xml><?xml version="1.0" encoding="utf-8"?>
-<b:Sources xmlns:b="http://schemas.openxmlformats.org/officeDocument/2006/bibliography" xmlns="http://schemas.openxmlformats.org/officeDocument/2006/bibliography" SelectedStyle="\APASixthEditionOfficeOnline.xsl" StyleName="APA" Version="6"/>
+<file path=customXml/itemProps1.xml><?xml version="1.0" encoding="utf-8"?>
+<ds:datastoreItem xmlns:ds="http://schemas.openxmlformats.org/officeDocument/2006/customXml" ds:itemID="{AF0DAB20-447E-46A8-9033-E680D6E7DCDF}">
+  <ds:schemaRefs>
+    <ds:schemaRef ds:uri="http://schemas.openxmlformats.org/officeDocument/2006/bibliography"/>
+  </ds:schemaRefs>
+</ds:datastoreItem>
 </file>
 
-<file path=customXml/itemProps1.xml><?xml version="1.0" encoding="utf-8"?>
+<file path=customXml/itemProps2.xml><?xml version="1.0" encoding="utf-8"?>
 <ds:datastoreItem xmlns:ds="http://schemas.openxmlformats.org/officeDocument/2006/customXml" ds:itemID="{B46AED74-A066-4605-A66F-AC08556F8CC4}">
   <ds:schemaRefs>
     <ds:schemaRef ds:uri="urn:microsoft-dynamics-nav/reports/Standard_Sales_Order_Conf/1305/"/>
   </ds:schemaRefs>
 </ds:datastoreItem>
-</file>
-
-<file path=customXml/itemProps2.xml><?xml version="1.0" encoding="utf-8"?>
-<ds:datastoreItem xmlns:ds="http://schemas.openxmlformats.org/officeDocument/2006/customXml" ds:itemID="{AF0DAB20-447E-46A8-9033-E680D6E7DCDF}">
-  <ds:schemaRefs>
-    <ds:schemaRef ds:uri="http://schemas.openxmlformats.org/officeDocument/2006/bibliography"/>
-  </ds:schemaRefs>
-</ds:datastoreItem>
 </file>